--- a/WebDriver Assignments.docx
+++ b/WebDriver Assignments.docx
@@ -2557,7 +2557,190 @@
       <w:pPr>
         <w:pStyle w:val="ListParagraph"/>
         <w:numPr>
-          <w:ilvl w:val="1"/>
+          <w:ilvl w:val="0"/>
+          <w:numId w:val="1"/>
+        </w:numPr>
+        <w:rPr>
+          <w:sz w:val="24"/>
+          <w:szCs w:val="24"/>
+          <w:lang w:val="en-US"/>
+        </w:rPr>
+      </w:pPr>
+      <w:r>
+        <w:rPr>
+          <w:sz w:val="24"/>
+          <w:szCs w:val="24"/>
+          <w:lang w:val="en-US"/>
+        </w:rPr>
+        <w:t xml:space="preserve">Open </w:t>
+      </w:r>
+      <w:hyperlink r:id="rId24" w:history="1">
+        <w:r>
+          <w:rPr>
+            <w:rStyle w:val="Hyperlink"/>
+            <w:sz w:val="24"/>
+            <w:szCs w:val="24"/>
+            <w:lang w:val="en-US"/>
+          </w:rPr>
+          <w:t>https://dash.bling-center.com/platform/signIn.html</w:t>
+        </w:r>
+      </w:hyperlink>
+    </w:p>
+    <w:p>
+      <w:pPr>
+        <w:pStyle w:val="ListParagraph"/>
+        <w:numPr>
+          <w:ilvl w:val="1"/>
+          <w:numId w:val="1"/>
+        </w:numPr>
+        <w:rPr>
+          <w:sz w:val="24"/>
+          <w:szCs w:val="24"/>
+          <w:lang w:val="en-US"/>
+        </w:rPr>
+      </w:pPr>
+      <w:r>
+        <w:rPr>
+          <w:sz w:val="24"/>
+          <w:szCs w:val="24"/>
+          <w:lang w:val="en-US"/>
+        </w:rPr>
+        <w:t>Click on forgot password</w:t>
+      </w:r>
+    </w:p>
+    <w:p>
+      <w:pPr>
+        <w:pStyle w:val="ListParagraph"/>
+        <w:numPr>
+          <w:ilvl w:val="1"/>
+          <w:numId w:val="1"/>
+        </w:numPr>
+        <w:rPr>
+          <w:sz w:val="24"/>
+          <w:szCs w:val="24"/>
+          <w:lang w:val="en-US"/>
+        </w:rPr>
+      </w:pPr>
+      <w:r>
+        <w:rPr>
+          <w:sz w:val="24"/>
+          <w:szCs w:val="24"/>
+          <w:lang w:val="en-US"/>
+        </w:rPr>
+        <w:t>Enter your email id</w:t>
+      </w:r>
+    </w:p>
+    <w:p>
+      <w:pPr>
+        <w:pStyle w:val="ListParagraph"/>
+        <w:numPr>
+          <w:ilvl w:val="1"/>
+          <w:numId w:val="1"/>
+        </w:numPr>
+        <w:rPr>
+          <w:sz w:val="24"/>
+          <w:szCs w:val="24"/>
+          <w:lang w:val="en-US"/>
+        </w:rPr>
+      </w:pPr>
+      <w:r>
+        <w:rPr>
+          <w:sz w:val="24"/>
+          <w:szCs w:val="24"/>
+          <w:lang w:val="en-US"/>
+        </w:rPr>
+        <w:t>Click on reset password button</w:t>
+      </w:r>
+    </w:p>
+    <w:p>
+      <w:pPr>
+        <w:pStyle w:val="ListParagraph"/>
+        <w:numPr>
+          <w:ilvl w:val="1"/>
+          <w:numId w:val="1"/>
+        </w:numPr>
+        <w:rPr>
+          <w:sz w:val="24"/>
+          <w:szCs w:val="24"/>
+          <w:lang w:val="en-US"/>
+        </w:rPr>
+      </w:pPr>
+      <w:r>
+        <w:rPr>
+          <w:sz w:val="24"/>
+          <w:szCs w:val="24"/>
+          <w:lang w:val="en-US"/>
+        </w:rPr>
+        <w:t>Display the text (message) in green color.</w:t>
+      </w:r>
+    </w:p>
+    <w:p>
+      <w:pPr>
+        <w:pStyle w:val="ListParagraph"/>
+        <w:numPr>
+          <w:ilvl w:val="0"/>
+          <w:numId w:val="1"/>
+        </w:numPr>
+        <w:rPr>
+          <w:sz w:val="24"/>
+          <w:szCs w:val="22"/>
+          <w:lang w:val="en-US"/>
+        </w:rPr>
+      </w:pPr>
+      <w:r>
+        <w:rPr>
+          <w:sz w:val="24"/>
+          <w:szCs w:val="22"/>
+          <w:lang w:val="en-US"/>
+        </w:rPr>
+        <w:t>Complete the assignment no 19 with ImplicitWait</w:t>
+      </w:r>
+    </w:p>
+    <w:p>
+      <w:pPr>
+        <w:pStyle w:val="ListParagraph"/>
+        <w:numPr>
+          <w:ilvl w:val="0"/>
+          <w:numId w:val="1"/>
+        </w:numPr>
+        <w:rPr>
+          <w:sz w:val="26"/>
+          <w:szCs w:val="24"/>
+          <w:lang w:val="en-US"/>
+        </w:rPr>
+      </w:pPr>
+      <w:r>
+        <w:rPr>
+          <w:sz w:val="26"/>
+          <w:szCs w:val="24"/>
+          <w:lang w:val="en-US"/>
+        </w:rPr>
+        <w:t>Complete the redbus assignment with ExplicitWait</w:t>
+      </w:r>
+      <w:r>
+        <w:rPr>
+          <w:sz w:val="26"/>
+          <w:szCs w:val="24"/>
+          <w:lang w:val="en-US"/>
+        </w:rPr>
+        <w:br/>
+      </w:r>
+      <w:r>
+        <w:rPr>
+          <w:rFonts w:ascii="Consolas" w:hAnsi="Consolas" w:cs="Consolas"/>
+          <w:color w:val="3F7F5F"/>
+          <w:sz w:val="32"/>
+          <w:szCs w:val="32"/>
+          <w:shd w:val="clear" w:color="auto" w:fill="E8F2FE"/>
+        </w:rPr>
+        <w:t>wait.until(ExpectedConditions.visibilityOfElementLocated(By.xpath(""))).click();</w:t>
+      </w:r>
+    </w:p>
+    <w:p>
+      <w:pPr>
+        <w:pStyle w:val="ListParagraph"/>
+        <w:numPr>
+          <w:ilvl w:val="0"/>
           <w:numId w:val="1"/>
         </w:numPr>
         <w:rPr>

--- a/WebDriver Assignments.docx
+++ b/WebDriver Assignments.docx
@@ -2734,6 +2734,725 @@
           <w:shd w:val="clear" w:color="auto" w:fill="E8F2FE"/>
         </w:rPr>
         <w:t>wait.until(ExpectedConditions.visibilityOfElementLocated(By.xpath(""))).click();</w:t>
+      </w:r>
+    </w:p>
+    <w:p>
+      <w:pPr>
+        <w:pStyle w:val="ListParagraph"/>
+        <w:numPr>
+          <w:ilvl w:val="0"/>
+          <w:numId w:val="1"/>
+        </w:numPr>
+        <w:spacing w:line="254" w:lineRule="auto"/>
+        <w:rPr>
+          <w:sz w:val="24"/>
+          <w:szCs w:val="24"/>
+          <w:lang w:val="en-US"/>
+        </w:rPr>
+      </w:pPr>
+      <w:r>
+        <w:rPr>
+          <w:sz w:val="24"/>
+          <w:szCs w:val="24"/>
+          <w:lang w:val="en-US"/>
+        </w:rPr>
+        <w:t xml:space="preserve">Open </w:t>
+      </w:r>
+      <w:hyperlink r:id="rId25" w:history="1">
+        <w:r>
+          <w:rPr>
+            <w:rStyle w:val="Hyperlink"/>
+            <w:sz w:val="24"/>
+            <w:szCs w:val="24"/>
+            <w:lang w:val="en-US"/>
+          </w:rPr>
+          <w:t>https://www.rediff.com/</w:t>
+        </w:r>
+      </w:hyperlink>
+      <w:r>
+        <w:rPr>
+          <w:sz w:val="24"/>
+          <w:szCs w:val="24"/>
+          <w:lang w:val="en-US"/>
+        </w:rPr>
+        <w:t xml:space="preserve"> </w:t>
+      </w:r>
+    </w:p>
+    <w:p>
+      <w:pPr>
+        <w:pStyle w:val="ListParagraph"/>
+        <w:numPr>
+          <w:ilvl w:val="1"/>
+          <w:numId w:val="1"/>
+        </w:numPr>
+        <w:spacing w:line="254" w:lineRule="auto"/>
+        <w:rPr>
+          <w:sz w:val="24"/>
+          <w:szCs w:val="24"/>
+          <w:lang w:val="en-US"/>
+        </w:rPr>
+      </w:pPr>
+      <w:r>
+        <w:rPr>
+          <w:sz w:val="24"/>
+          <w:szCs w:val="24"/>
+          <w:lang w:val="en-US"/>
+        </w:rPr>
+        <w:t>Click on Money</w:t>
+      </w:r>
+    </w:p>
+    <w:p>
+      <w:pPr>
+        <w:pStyle w:val="ListParagraph"/>
+        <w:numPr>
+          <w:ilvl w:val="1"/>
+          <w:numId w:val="1"/>
+        </w:numPr>
+        <w:spacing w:line="254" w:lineRule="auto"/>
+        <w:rPr>
+          <w:sz w:val="24"/>
+          <w:szCs w:val="24"/>
+          <w:lang w:val="en-US"/>
+        </w:rPr>
+      </w:pPr>
+      <w:r>
+        <w:rPr>
+          <w:sz w:val="24"/>
+          <w:szCs w:val="24"/>
+          <w:lang w:val="en-US"/>
+        </w:rPr>
+        <w:t>Click on More Gainers</w:t>
+      </w:r>
+    </w:p>
+    <w:p>
+      <w:pPr>
+        <w:pStyle w:val="ListParagraph"/>
+        <w:numPr>
+          <w:ilvl w:val="1"/>
+          <w:numId w:val="1"/>
+        </w:numPr>
+        <w:spacing w:line="254" w:lineRule="auto"/>
+        <w:rPr>
+          <w:sz w:val="24"/>
+          <w:szCs w:val="24"/>
+          <w:lang w:val="en-US"/>
+        </w:rPr>
+      </w:pPr>
+      <w:r>
+        <w:rPr>
+          <w:sz w:val="24"/>
+          <w:szCs w:val="24"/>
+          <w:lang w:val="en-US"/>
+        </w:rPr>
+        <w:t>Display title of all the headers</w:t>
+      </w:r>
+    </w:p>
+    <w:p>
+      <w:pPr>
+        <w:pStyle w:val="ListParagraph"/>
+        <w:numPr>
+          <w:ilvl w:val="1"/>
+          <w:numId w:val="1"/>
+        </w:numPr>
+        <w:spacing w:line="254" w:lineRule="auto"/>
+        <w:rPr>
+          <w:sz w:val="24"/>
+          <w:szCs w:val="24"/>
+          <w:lang w:val="en-US"/>
+        </w:rPr>
+      </w:pPr>
+      <w:r>
+        <w:rPr>
+          <w:sz w:val="24"/>
+          <w:szCs w:val="24"/>
+          <w:lang w:val="en-US"/>
+        </w:rPr>
+        <w:t>Display total no of rows</w:t>
+      </w:r>
+    </w:p>
+    <w:p>
+      <w:pPr>
+        <w:pStyle w:val="ListParagraph"/>
+        <w:numPr>
+          <w:ilvl w:val="1"/>
+          <w:numId w:val="1"/>
+        </w:numPr>
+        <w:spacing w:line="254" w:lineRule="auto"/>
+        <w:rPr>
+          <w:b/>
+          <w:bCs/>
+          <w:sz w:val="24"/>
+          <w:szCs w:val="24"/>
+          <w:lang w:val="en-US"/>
+        </w:rPr>
+      </w:pPr>
+      <w:r>
+        <w:rPr>
+          <w:b/>
+          <w:bCs/>
+          <w:sz w:val="24"/>
+          <w:szCs w:val="24"/>
+          <w:lang w:val="en-US"/>
+        </w:rPr>
+        <w:t>Display any row randomly</w:t>
+      </w:r>
+      <w:r>
+        <w:rPr>
+          <w:b/>
+          <w:bCs/>
+          <w:sz w:val="24"/>
+          <w:szCs w:val="24"/>
+          <w:lang w:val="en-US"/>
+        </w:rPr>
+        <w:t xml:space="preserve"> (Use Random class from Java)</w:t>
+      </w:r>
+    </w:p>
+    <w:p>
+      <w:pPr>
+        <w:pStyle w:val="ListParagraph"/>
+        <w:numPr>
+          <w:ilvl w:val="1"/>
+          <w:numId w:val="1"/>
+        </w:numPr>
+        <w:spacing w:line="254" w:lineRule="auto"/>
+        <w:rPr>
+          <w:sz w:val="24"/>
+          <w:szCs w:val="24"/>
+          <w:lang w:val="en-US"/>
+        </w:rPr>
+      </w:pPr>
+      <w:r>
+        <w:rPr>
+          <w:sz w:val="24"/>
+          <w:szCs w:val="24"/>
+          <w:lang w:val="en-US"/>
+        </w:rPr>
+        <w:t>Display list of all the companies (Company name only)</w:t>
+      </w:r>
+    </w:p>
+    <w:p>
+      <w:pPr>
+        <w:pStyle w:val="ListParagraph"/>
+        <w:numPr>
+          <w:ilvl w:val="1"/>
+          <w:numId w:val="1"/>
+        </w:numPr>
+        <w:rPr>
+          <w:sz w:val="24"/>
+          <w:szCs w:val="24"/>
+          <w:lang w:val="en-US"/>
+        </w:rPr>
+      </w:pPr>
+      <w:r>
+        <w:rPr>
+          <w:sz w:val="24"/>
+          <w:szCs w:val="24"/>
+          <w:lang w:val="en-US"/>
+        </w:rPr>
+        <w:t>Read all current price and display the highest price.</w:t>
+      </w:r>
+      <w:r>
+        <w:rPr>
+          <w:sz w:val="24"/>
+          <w:szCs w:val="24"/>
+          <w:lang w:val="en-US"/>
+        </w:rPr>
+        <w:br/>
+        <w:t xml:space="preserve">(Read </w:t>
+      </w:r>
+      <w:r>
+        <w:rPr>
+          <w:sz w:val="24"/>
+          <w:szCs w:val="24"/>
+          <w:lang w:val="en-US"/>
+        </w:rPr>
+        <w:t>all the current price in List&lt;WebElement&gt;, then</w:t>
+      </w:r>
+      <w:r>
+        <w:rPr>
+          <w:sz w:val="24"/>
+          <w:szCs w:val="24"/>
+          <w:lang w:val="en-US"/>
+        </w:rPr>
+        <w:t xml:space="preserve"> store</w:t>
+      </w:r>
+      <w:r>
+        <w:rPr>
+          <w:sz w:val="24"/>
+          <w:szCs w:val="24"/>
+          <w:lang w:val="en-US"/>
+        </w:rPr>
+        <w:t xml:space="preserve"> all values</w:t>
+      </w:r>
+      <w:r>
+        <w:rPr>
+          <w:sz w:val="24"/>
+          <w:szCs w:val="24"/>
+          <w:lang w:val="en-US"/>
+        </w:rPr>
+        <w:t xml:space="preserve"> in array and then sort an array so you will get highest price)</w:t>
+      </w:r>
+    </w:p>
+    <w:p>
+      <w:pPr>
+        <w:pStyle w:val="ListParagraph"/>
+        <w:numPr>
+          <w:ilvl w:val="0"/>
+          <w:numId w:val="1"/>
+        </w:numPr>
+        <w:spacing w:line="254" w:lineRule="auto"/>
+        <w:rPr>
+          <w:sz w:val="24"/>
+          <w:szCs w:val="24"/>
+          <w:lang w:val="en-US"/>
+        </w:rPr>
+      </w:pPr>
+      <w:r>
+        <w:rPr>
+          <w:sz w:val="24"/>
+          <w:szCs w:val="24"/>
+          <w:lang w:val="en-US"/>
+        </w:rPr>
+        <w:t xml:space="preserve">Open </w:t>
+      </w:r>
+      <w:hyperlink r:id="rId26" w:history="1">
+        <w:r>
+          <w:rPr>
+            <w:rStyle w:val="Hyperlink"/>
+            <w:sz w:val="24"/>
+            <w:szCs w:val="24"/>
+            <w:lang w:val="en-US"/>
+          </w:rPr>
+          <w:t>https://demoqa.com/webtables</w:t>
+        </w:r>
+      </w:hyperlink>
+      <w:r>
+        <w:rPr>
+          <w:sz w:val="24"/>
+          <w:szCs w:val="24"/>
+          <w:lang w:val="en-US"/>
+        </w:rPr>
+        <w:t xml:space="preserve"> </w:t>
+      </w:r>
+    </w:p>
+    <w:p>
+      <w:pPr>
+        <w:pStyle w:val="ListParagraph"/>
+        <w:numPr>
+          <w:ilvl w:val="1"/>
+          <w:numId w:val="1"/>
+        </w:numPr>
+        <w:spacing w:line="254" w:lineRule="auto"/>
+        <w:rPr>
+          <w:sz w:val="24"/>
+          <w:szCs w:val="24"/>
+          <w:lang w:val="en-US"/>
+        </w:rPr>
+      </w:pPr>
+      <w:r>
+        <w:rPr>
+          <w:sz w:val="24"/>
+          <w:szCs w:val="24"/>
+          <w:lang w:val="en-US"/>
+        </w:rPr>
+        <w:t>Try to display all header columns</w:t>
+      </w:r>
+    </w:p>
+    <w:p>
+      <w:pPr>
+        <w:pStyle w:val="ListParagraph"/>
+        <w:numPr>
+          <w:ilvl w:val="1"/>
+          <w:numId w:val="1"/>
+        </w:numPr>
+        <w:spacing w:line="254" w:lineRule="auto"/>
+        <w:rPr>
+          <w:sz w:val="24"/>
+          <w:szCs w:val="24"/>
+          <w:lang w:val="en-US"/>
+        </w:rPr>
+      </w:pPr>
+      <w:r>
+        <w:rPr>
+          <w:sz w:val="24"/>
+          <w:szCs w:val="24"/>
+          <w:lang w:val="en-US"/>
+        </w:rPr>
+        <w:t>Click on Add button</w:t>
+      </w:r>
+    </w:p>
+    <w:p>
+      <w:pPr>
+        <w:pStyle w:val="ListParagraph"/>
+        <w:numPr>
+          <w:ilvl w:val="1"/>
+          <w:numId w:val="1"/>
+        </w:numPr>
+        <w:spacing w:line="254" w:lineRule="auto"/>
+        <w:rPr>
+          <w:sz w:val="24"/>
+          <w:szCs w:val="24"/>
+          <w:lang w:val="en-US"/>
+        </w:rPr>
+      </w:pPr>
+      <w:r>
+        <w:rPr>
+          <w:sz w:val="24"/>
+          <w:szCs w:val="24"/>
+          <w:lang w:val="en-US"/>
+        </w:rPr>
+        <w:t>Enter all the data</w:t>
+      </w:r>
+    </w:p>
+    <w:p>
+      <w:pPr>
+        <w:pStyle w:val="ListParagraph"/>
+        <w:numPr>
+          <w:ilvl w:val="1"/>
+          <w:numId w:val="1"/>
+        </w:numPr>
+        <w:spacing w:line="254" w:lineRule="auto"/>
+        <w:rPr>
+          <w:sz w:val="24"/>
+          <w:szCs w:val="24"/>
+          <w:lang w:val="en-US"/>
+        </w:rPr>
+      </w:pPr>
+      <w:r>
+        <w:rPr>
+          <w:sz w:val="24"/>
+          <w:szCs w:val="24"/>
+          <w:lang w:val="en-US"/>
+        </w:rPr>
+        <w:t>Search the first name in First Name column</w:t>
+      </w:r>
+    </w:p>
+    <w:p>
+      <w:pPr>
+        <w:pStyle w:val="ListParagraph"/>
+        <w:numPr>
+          <w:ilvl w:val="1"/>
+          <w:numId w:val="1"/>
+        </w:numPr>
+        <w:spacing w:line="254" w:lineRule="auto"/>
+        <w:rPr>
+          <w:sz w:val="24"/>
+          <w:szCs w:val="24"/>
+          <w:lang w:val="en-US"/>
+        </w:rPr>
+      </w:pPr>
+      <w:r>
+        <w:rPr>
+          <w:sz w:val="24"/>
+          <w:szCs w:val="24"/>
+          <w:lang w:val="en-US"/>
+        </w:rPr>
+        <w:t>Click on delete button in the same row (Don’t copy the xpath of delete button from last row)</w:t>
+      </w:r>
+    </w:p>
+    <w:p>
+      <w:pPr>
+        <w:pStyle w:val="ListParagraph"/>
+        <w:numPr>
+          <w:ilvl w:val="0"/>
+          <w:numId w:val="1"/>
+        </w:numPr>
+        <w:spacing w:line="254" w:lineRule="auto"/>
+        <w:rPr>
+          <w:sz w:val="24"/>
+          <w:szCs w:val="24"/>
+          <w:lang w:val="en-US"/>
+        </w:rPr>
+      </w:pPr>
+      <w:r>
+        <w:rPr>
+          <w:sz w:val="24"/>
+          <w:szCs w:val="24"/>
+          <w:lang w:val="en-US"/>
+        </w:rPr>
+        <w:lastRenderedPageBreak/>
+        <w:t xml:space="preserve">Open </w:t>
+      </w:r>
+      <w:hyperlink r:id="rId27" w:history="1">
+        <w:r>
+          <w:rPr>
+            <w:rStyle w:val="Hyperlink"/>
+            <w:sz w:val="24"/>
+            <w:szCs w:val="24"/>
+            <w:lang w:val="en-US"/>
+          </w:rPr>
+          <w:t>https://www.iplt20.com/points-table/men/2024</w:t>
+        </w:r>
+      </w:hyperlink>
+      <w:r>
+        <w:rPr>
+          <w:sz w:val="24"/>
+          <w:szCs w:val="24"/>
+          <w:lang w:val="en-US"/>
+        </w:rPr>
+        <w:t xml:space="preserve"> </w:t>
+      </w:r>
+    </w:p>
+    <w:p>
+      <w:pPr>
+        <w:pStyle w:val="ListParagraph"/>
+        <w:numPr>
+          <w:ilvl w:val="1"/>
+          <w:numId w:val="1"/>
+        </w:numPr>
+        <w:spacing w:line="254" w:lineRule="auto"/>
+        <w:rPr>
+          <w:sz w:val="24"/>
+          <w:szCs w:val="24"/>
+          <w:lang w:val="en-US"/>
+        </w:rPr>
+      </w:pPr>
+      <w:r>
+        <w:rPr>
+          <w:sz w:val="24"/>
+          <w:szCs w:val="24"/>
+          <w:lang w:val="en-US"/>
+        </w:rPr>
+        <w:t>Display list of all the Teams</w:t>
+      </w:r>
+    </w:p>
+    <w:p>
+      <w:pPr>
+        <w:pStyle w:val="ListParagraph"/>
+        <w:numPr>
+          <w:ilvl w:val="1"/>
+          <w:numId w:val="1"/>
+        </w:numPr>
+        <w:spacing w:line="254" w:lineRule="auto"/>
+        <w:rPr>
+          <w:sz w:val="24"/>
+          <w:szCs w:val="24"/>
+          <w:lang w:val="en-US"/>
+        </w:rPr>
+      </w:pPr>
+      <w:r>
+        <w:rPr>
+          <w:sz w:val="24"/>
+          <w:szCs w:val="24"/>
+          <w:lang w:val="en-US"/>
+        </w:rPr>
+        <w:t>Display all result of each team about N W L</w:t>
+      </w:r>
+    </w:p>
+    <w:p>
+      <w:pPr>
+        <w:pStyle w:val="ListParagraph"/>
+        <w:numPr>
+          <w:ilvl w:val="1"/>
+          <w:numId w:val="1"/>
+        </w:numPr>
+        <w:spacing w:line="254" w:lineRule="auto"/>
+        <w:rPr>
+          <w:sz w:val="24"/>
+          <w:szCs w:val="24"/>
+          <w:lang w:val="en-US"/>
+        </w:rPr>
+      </w:pPr>
+      <w:r>
+        <w:rPr>
+          <w:sz w:val="24"/>
+          <w:szCs w:val="24"/>
+          <w:lang w:val="en-US"/>
+        </w:rPr>
+        <w:t>Display count of N, W &amp; L</w:t>
+      </w:r>
+    </w:p>
+    <w:p>
+      <w:pPr>
+        <w:pStyle w:val="ListParagraph"/>
+        <w:numPr>
+          <w:ilvl w:val="1"/>
+          <w:numId w:val="1"/>
+        </w:numPr>
+        <w:spacing w:line="254" w:lineRule="auto"/>
+        <w:rPr>
+          <w:sz w:val="24"/>
+          <w:szCs w:val="24"/>
+          <w:lang w:val="en-US"/>
+        </w:rPr>
+      </w:pPr>
+      <w:r>
+        <w:rPr>
+          <w:sz w:val="24"/>
+          <w:szCs w:val="24"/>
+          <w:lang w:val="en-US"/>
+        </w:rPr>
+        <w:t>Display the result as follow</w:t>
+      </w:r>
+      <w:r>
+        <w:rPr>
+          <w:sz w:val="24"/>
+          <w:szCs w:val="24"/>
+          <w:lang w:val="en-US"/>
+        </w:rPr>
+        <w:br/>
+        <w:t>KKR</w:t>
+      </w:r>
+      <w:r>
+        <w:rPr>
+          <w:sz w:val="24"/>
+          <w:szCs w:val="24"/>
+          <w:lang w:val="en-US"/>
+        </w:rPr>
+        <w:tab/>
+        <w:t>NNWWW</w:t>
+      </w:r>
+      <w:r>
+        <w:rPr>
+          <w:sz w:val="24"/>
+          <w:szCs w:val="24"/>
+          <w:lang w:val="en-US"/>
+        </w:rPr>
+        <w:tab/>
+        <w:t>N-2, W-3, L-0</w:t>
+      </w:r>
+    </w:p>
+    <w:p>
+      <w:pPr>
+        <w:pStyle w:val="ListParagraph"/>
+        <w:numPr>
+          <w:ilvl w:val="0"/>
+          <w:numId w:val="1"/>
+        </w:numPr>
+        <w:rPr>
+          <w:sz w:val="24"/>
+          <w:szCs w:val="22"/>
+          <w:lang w:val="en-US"/>
+        </w:rPr>
+      </w:pPr>
+      <w:r>
+        <w:rPr>
+          <w:sz w:val="24"/>
+          <w:szCs w:val="22"/>
+          <w:lang w:val="en-US"/>
+        </w:rPr>
+        <w:t xml:space="preserve">Launch </w:t>
+      </w:r>
+      <w:hyperlink r:id="rId28" w:history="1">
+        <w:r>
+          <w:rPr>
+            <w:rStyle w:val="Hyperlink"/>
+            <w:sz w:val="24"/>
+            <w:szCs w:val="22"/>
+            <w:lang w:val="en-US"/>
+          </w:rPr>
+          <w:t>https://testautomationpractice.blogspot.com/?m=1</w:t>
+        </w:r>
+      </w:hyperlink>
+    </w:p>
+    <w:p>
+      <w:pPr>
+        <w:pStyle w:val="ListParagraph"/>
+        <w:numPr>
+          <w:ilvl w:val="1"/>
+          <w:numId w:val="1"/>
+        </w:numPr>
+        <w:rPr>
+          <w:sz w:val="24"/>
+          <w:szCs w:val="22"/>
+          <w:lang w:val="en-US"/>
+        </w:rPr>
+      </w:pPr>
+      <w:r>
+        <w:rPr>
+          <w:sz w:val="24"/>
+          <w:szCs w:val="22"/>
+          <w:lang w:val="en-US"/>
+        </w:rPr>
+        <w:t>On Pagination Web Table get total no of Pages</w:t>
+      </w:r>
+    </w:p>
+    <w:p>
+      <w:pPr>
+        <w:pStyle w:val="ListParagraph"/>
+        <w:numPr>
+          <w:ilvl w:val="1"/>
+          <w:numId w:val="1"/>
+        </w:numPr>
+        <w:rPr>
+          <w:sz w:val="24"/>
+          <w:szCs w:val="22"/>
+          <w:lang w:val="en-US"/>
+        </w:rPr>
+      </w:pPr>
+      <w:r>
+        <w:rPr>
+          <w:sz w:val="24"/>
+          <w:szCs w:val="22"/>
+          <w:lang w:val="en-US"/>
+        </w:rPr>
+        <w:t>Open each page (Click on each page number)</w:t>
+      </w:r>
+    </w:p>
+    <w:p>
+      <w:pPr>
+        <w:pStyle w:val="ListParagraph"/>
+        <w:numPr>
+          <w:ilvl w:val="1"/>
+          <w:numId w:val="1"/>
+        </w:numPr>
+        <w:rPr>
+          <w:sz w:val="24"/>
+          <w:szCs w:val="22"/>
+          <w:lang w:val="en-US"/>
+        </w:rPr>
+      </w:pPr>
+      <w:r>
+        <w:rPr>
+          <w:sz w:val="24"/>
+          <w:szCs w:val="22"/>
+          <w:lang w:val="en-US"/>
+        </w:rPr>
+        <w:t>Display no of rows on each page</w:t>
+      </w:r>
+    </w:p>
+    <w:p>
+      <w:pPr>
+        <w:pStyle w:val="ListParagraph"/>
+        <w:numPr>
+          <w:ilvl w:val="1"/>
+          <w:numId w:val="1"/>
+        </w:numPr>
+        <w:rPr>
+          <w:sz w:val="24"/>
+          <w:szCs w:val="22"/>
+          <w:lang w:val="en-US"/>
+        </w:rPr>
+      </w:pPr>
+      <w:r>
+        <w:rPr>
+          <w:sz w:val="24"/>
+          <w:szCs w:val="22"/>
+          <w:lang w:val="en-US"/>
+        </w:rPr>
+        <w:t>Also calculate total no of rows on all pages</w:t>
+      </w:r>
+    </w:p>
+    <w:p>
+      <w:pPr>
+        <w:pStyle w:val="ListParagraph"/>
+        <w:numPr>
+          <w:ilvl w:val="1"/>
+          <w:numId w:val="1"/>
+        </w:numPr>
+        <w:rPr>
+          <w:sz w:val="24"/>
+          <w:szCs w:val="22"/>
+          <w:lang w:val="en-US"/>
+        </w:rPr>
+      </w:pPr>
+      <w:r>
+        <w:rPr>
+          <w:sz w:val="24"/>
+          <w:szCs w:val="22"/>
+          <w:lang w:val="en-US"/>
+        </w:rPr>
+        <w:t>Select every check box on each page from every row.</w:t>
       </w:r>
     </w:p>
     <w:p>
@@ -2857,6 +3576,95 @@
     <w:nsid w:val="4E5B4A02"/>
     <w:multiLevelType w:val="hybridMultilevel"/>
     <w:tmpl w:val="E8BC0844"/>
+    <w:lvl w:ilvl="0" w:tplc="4009000F">
+      <w:start w:val="1"/>
+      <w:numFmt w:val="decimal"/>
+      <w:lvlText w:val="%1."/>
+      <w:lvlJc w:val="left"/>
+      <w:pPr>
+        <w:ind w:left="720" w:hanging="360"/>
+      </w:pPr>
+      <w:rPr>
+        <w:rFonts w:hint="default"/>
+      </w:rPr>
+    </w:lvl>
+    <w:lvl w:ilvl="1" w:tplc="40090019">
+      <w:start w:val="1"/>
+      <w:numFmt w:val="lowerLetter"/>
+      <w:lvlText w:val="%2."/>
+      <w:lvlJc w:val="left"/>
+      <w:pPr>
+        <w:ind w:left="1440" w:hanging="360"/>
+      </w:pPr>
+    </w:lvl>
+    <w:lvl w:ilvl="2" w:tplc="4009001B" w:tentative="1">
+      <w:start w:val="1"/>
+      <w:numFmt w:val="lowerRoman"/>
+      <w:lvlText w:val="%3."/>
+      <w:lvlJc w:val="right"/>
+      <w:pPr>
+        <w:ind w:left="2160" w:hanging="180"/>
+      </w:pPr>
+    </w:lvl>
+    <w:lvl w:ilvl="3" w:tplc="4009000F" w:tentative="1">
+      <w:start w:val="1"/>
+      <w:numFmt w:val="decimal"/>
+      <w:lvlText w:val="%4."/>
+      <w:lvlJc w:val="left"/>
+      <w:pPr>
+        <w:ind w:left="2880" w:hanging="360"/>
+      </w:pPr>
+    </w:lvl>
+    <w:lvl w:ilvl="4" w:tplc="40090019" w:tentative="1">
+      <w:start w:val="1"/>
+      <w:numFmt w:val="lowerLetter"/>
+      <w:lvlText w:val="%5."/>
+      <w:lvlJc w:val="left"/>
+      <w:pPr>
+        <w:ind w:left="3600" w:hanging="360"/>
+      </w:pPr>
+    </w:lvl>
+    <w:lvl w:ilvl="5" w:tplc="4009001B" w:tentative="1">
+      <w:start w:val="1"/>
+      <w:numFmt w:val="lowerRoman"/>
+      <w:lvlText w:val="%6."/>
+      <w:lvlJc w:val="right"/>
+      <w:pPr>
+        <w:ind w:left="4320" w:hanging="180"/>
+      </w:pPr>
+    </w:lvl>
+    <w:lvl w:ilvl="6" w:tplc="4009000F" w:tentative="1">
+      <w:start w:val="1"/>
+      <w:numFmt w:val="decimal"/>
+      <w:lvlText w:val="%7."/>
+      <w:lvlJc w:val="left"/>
+      <w:pPr>
+        <w:ind w:left="5040" w:hanging="360"/>
+      </w:pPr>
+    </w:lvl>
+    <w:lvl w:ilvl="7" w:tplc="40090019" w:tentative="1">
+      <w:start w:val="1"/>
+      <w:numFmt w:val="lowerLetter"/>
+      <w:lvlText w:val="%8."/>
+      <w:lvlJc w:val="left"/>
+      <w:pPr>
+        <w:ind w:left="5760" w:hanging="360"/>
+      </w:pPr>
+    </w:lvl>
+    <w:lvl w:ilvl="8" w:tplc="4009001B" w:tentative="1">
+      <w:start w:val="1"/>
+      <w:numFmt w:val="lowerRoman"/>
+      <w:lvlText w:val="%9."/>
+      <w:lvlJc w:val="right"/>
+      <w:pPr>
+        <w:ind w:left="6480" w:hanging="180"/>
+      </w:pPr>
+    </w:lvl>
+  </w:abstractNum>
+  <w:abstractNum w:abstractNumId="2">
+    <w:nsid w:val="79C1442D"/>
+    <w:multiLevelType w:val="hybridMultilevel"/>
+    <w:tmpl w:val="5E50A9F0"/>
     <w:lvl w:ilvl="0" w:tplc="4009000F">
       <w:start w:val="1"/>
       <w:numFmt w:val="decimal"/>
@@ -2977,6 +3785,9 @@
     <w:lvlOverride w:ilvl="8">
       <w:startOverride w:val="1"/>
     </w:lvlOverride>
+  </w:num>
+  <w:num w:numId="4">
+    <w:abstractNumId w:val="2"/>
   </w:num>
 </w:numbering>
 </file>

--- a/WebDriver Assignments.docx
+++ b/WebDriver Assignments.docx
@@ -3453,6 +3453,127 @@
           <w:lang w:val="en-US"/>
         </w:rPr>
         <w:t>Select every check box on each page from every row.</w:t>
+      </w:r>
+    </w:p>
+    <w:p>
+      <w:pPr>
+        <w:pStyle w:val="ListParagraph"/>
+        <w:numPr>
+          <w:ilvl w:val="0"/>
+          <w:numId w:val="1"/>
+        </w:numPr>
+        <w:rPr>
+          <w:sz w:val="24"/>
+          <w:szCs w:val="22"/>
+          <w:lang w:val="en-US"/>
+        </w:rPr>
+      </w:pPr>
+      <w:r>
+        <w:rPr>
+          <w:sz w:val="24"/>
+          <w:szCs w:val="22"/>
+          <w:lang w:val="en-US"/>
+        </w:rPr>
+        <w:t xml:space="preserve">Launch </w:t>
+      </w:r>
+      <w:hyperlink r:id="rId29" w:history="1">
+        <w:r>
+          <w:rPr>
+            <w:rStyle w:val="Hyperlink"/>
+            <w:sz w:val="24"/>
+            <w:szCs w:val="22"/>
+            <w:lang w:val="en-US"/>
+          </w:rPr>
+          <w:t>https://demoqa.com/browser-windows</w:t>
+        </w:r>
+      </w:hyperlink>
+    </w:p>
+    <w:p>
+      <w:pPr>
+        <w:pStyle w:val="ListParagraph"/>
+        <w:numPr>
+          <w:ilvl w:val="1"/>
+          <w:numId w:val="1"/>
+        </w:numPr>
+        <w:rPr>
+          <w:sz w:val="24"/>
+          <w:szCs w:val="22"/>
+          <w:lang w:val="en-US"/>
+        </w:rPr>
+      </w:pPr>
+      <w:r>
+        <w:rPr>
+          <w:sz w:val="24"/>
+          <w:szCs w:val="22"/>
+          <w:lang w:val="en-US"/>
+        </w:rPr>
+        <w:t>Click on New Tab button</w:t>
+      </w:r>
+    </w:p>
+    <w:p>
+      <w:pPr>
+        <w:pStyle w:val="ListParagraph"/>
+        <w:numPr>
+          <w:ilvl w:val="1"/>
+          <w:numId w:val="1"/>
+        </w:numPr>
+        <w:rPr>
+          <w:sz w:val="24"/>
+          <w:szCs w:val="22"/>
+          <w:lang w:val="en-US"/>
+        </w:rPr>
+      </w:pPr>
+      <w:r>
+        <w:rPr>
+          <w:sz w:val="24"/>
+          <w:szCs w:val="22"/>
+          <w:lang w:val="en-US"/>
+        </w:rPr>
+        <w:t>Switch to new tab and print the message on the new page</w:t>
+      </w:r>
+    </w:p>
+    <w:p>
+      <w:pPr>
+        <w:pStyle w:val="ListParagraph"/>
+        <w:numPr>
+          <w:ilvl w:val="1"/>
+          <w:numId w:val="1"/>
+        </w:numPr>
+        <w:rPr>
+          <w:sz w:val="24"/>
+          <w:szCs w:val="22"/>
+          <w:lang w:val="en-US"/>
+        </w:rPr>
+      </w:pPr>
+      <w:r>
+        <w:rPr>
+          <w:sz w:val="24"/>
+          <w:szCs w:val="22"/>
+          <w:lang w:val="en-US"/>
+        </w:rPr>
+        <w:t>Come back to main page</w:t>
+      </w:r>
+    </w:p>
+    <w:p>
+      <w:pPr>
+        <w:pStyle w:val="ListParagraph"/>
+        <w:numPr>
+          <w:ilvl w:val="1"/>
+          <w:numId w:val="1"/>
+        </w:numPr>
+        <w:rPr>
+          <w:sz w:val="24"/>
+          <w:szCs w:val="22"/>
+          <w:lang w:val="en-US"/>
+        </w:rPr>
+      </w:pPr>
+      <w:r>
+        <w:rPr>
+          <w:sz w:val="24"/>
+          <w:szCs w:val="22"/>
+          <w:lang w:val="en-US"/>
+        </w:rPr>
+        <w:t>Display the title of main page.</w:t>
       </w:r>
     </w:p>
     <w:p>

--- a/WebDriver Assignments.docx
+++ b/WebDriver Assignments.docx
@@ -3583,14 +3583,1023 @@
           <w:ilvl w:val="0"/>
           <w:numId w:val="1"/>
         </w:numPr>
-        <w:rPr>
-          <w:sz w:val="24"/>
-          <w:szCs w:val="22"/>
-          <w:lang w:val="en-US"/>
-        </w:rPr>
-      </w:pPr>
+        <w:spacing w:line="254" w:lineRule="auto"/>
+        <w:rPr>
+          <w:sz w:val="24"/>
+          <w:szCs w:val="24"/>
+          <w:lang w:val="en-US"/>
+        </w:rPr>
+      </w:pPr>
+      <w:r>
+        <w:rPr>
+          <w:sz w:val="24"/>
+          <w:szCs w:val="24"/>
+          <w:lang w:val="en-US"/>
+        </w:rPr>
+        <w:t xml:space="preserve">Open </w:t>
+      </w:r>
+      <w:hyperlink r:id="rId30" w:history="1">
+        <w:r>
+          <w:rPr>
+            <w:rStyle w:val="Hyperlink"/>
+            <w:sz w:val="24"/>
+            <w:szCs w:val="24"/>
+            <w:lang w:val="en-US"/>
+          </w:rPr>
+          <w:t>https://omayo.blogspot.com/</w:t>
+        </w:r>
+      </w:hyperlink>
+    </w:p>
+    <w:p>
+      <w:pPr>
+        <w:pStyle w:val="ListParagraph"/>
+        <w:numPr>
+          <w:ilvl w:val="1"/>
+          <w:numId w:val="1"/>
+        </w:numPr>
+        <w:spacing w:line="254" w:lineRule="auto"/>
+        <w:rPr>
+          <w:sz w:val="24"/>
+          <w:szCs w:val="24"/>
+          <w:lang w:val="en-US"/>
+        </w:rPr>
+      </w:pPr>
+      <w:r>
+        <w:rPr>
+          <w:sz w:val="24"/>
+          <w:szCs w:val="24"/>
+          <w:lang w:val="en-US"/>
+        </w:rPr>
+        <w:t xml:space="preserve">Click on </w:t>
+      </w:r>
+      <w:proofErr w:type="spellStart"/>
+      <w:r>
+        <w:rPr>
+          <w:sz w:val="24"/>
+          <w:szCs w:val="24"/>
+          <w:lang w:val="en-US"/>
+        </w:rPr>
+        <w:t>ClickToGetAlert</w:t>
+      </w:r>
+      <w:proofErr w:type="spellEnd"/>
+      <w:r>
+        <w:rPr>
+          <w:sz w:val="24"/>
+          <w:szCs w:val="24"/>
+          <w:lang w:val="en-US"/>
+        </w:rPr>
+        <w:t xml:space="preserve"> button</w:t>
+      </w:r>
+    </w:p>
+    <w:p>
+      <w:pPr>
+        <w:pStyle w:val="ListParagraph"/>
+        <w:numPr>
+          <w:ilvl w:val="1"/>
+          <w:numId w:val="1"/>
+        </w:numPr>
+        <w:spacing w:line="254" w:lineRule="auto"/>
+        <w:rPr>
+          <w:sz w:val="24"/>
+          <w:szCs w:val="24"/>
+          <w:lang w:val="en-US"/>
+        </w:rPr>
+      </w:pPr>
+      <w:r>
+        <w:rPr>
+          <w:sz w:val="24"/>
+          <w:szCs w:val="24"/>
+          <w:lang w:val="en-US"/>
+        </w:rPr>
+        <w:t>Display the text on alert</w:t>
+      </w:r>
+    </w:p>
+    <w:p>
+      <w:pPr>
+        <w:pStyle w:val="ListParagraph"/>
+        <w:numPr>
+          <w:ilvl w:val="1"/>
+          <w:numId w:val="1"/>
+        </w:numPr>
+        <w:spacing w:line="254" w:lineRule="auto"/>
+        <w:rPr>
+          <w:sz w:val="24"/>
+          <w:szCs w:val="24"/>
+          <w:lang w:val="en-US"/>
+        </w:rPr>
+      </w:pPr>
+      <w:r>
+        <w:rPr>
+          <w:sz w:val="24"/>
+          <w:szCs w:val="24"/>
+          <w:lang w:val="en-US"/>
+        </w:rPr>
+        <w:t>Click on Ok button</w:t>
+      </w:r>
+    </w:p>
+    <w:p>
+      <w:pPr>
+        <w:pStyle w:val="ListParagraph"/>
+        <w:numPr>
+          <w:ilvl w:val="1"/>
+          <w:numId w:val="1"/>
+        </w:numPr>
+        <w:spacing w:line="254" w:lineRule="auto"/>
+        <w:rPr>
+          <w:sz w:val="24"/>
+          <w:szCs w:val="24"/>
+          <w:lang w:val="en-US"/>
+        </w:rPr>
+      </w:pPr>
+      <w:r>
+        <w:rPr>
+          <w:sz w:val="24"/>
+          <w:szCs w:val="24"/>
+          <w:lang w:val="en-US"/>
+        </w:rPr>
+        <w:t xml:space="preserve">Click on </w:t>
+      </w:r>
+      <w:proofErr w:type="spellStart"/>
+      <w:r>
+        <w:rPr>
+          <w:sz w:val="24"/>
+          <w:szCs w:val="24"/>
+          <w:lang w:val="en-US"/>
+        </w:rPr>
+        <w:t>GetPrompt</w:t>
+      </w:r>
+      <w:proofErr w:type="spellEnd"/>
+      <w:r>
+        <w:rPr>
+          <w:sz w:val="24"/>
+          <w:szCs w:val="24"/>
+          <w:lang w:val="en-US"/>
+        </w:rPr>
+        <w:t xml:space="preserve"> Button</w:t>
+      </w:r>
+    </w:p>
+    <w:p>
+      <w:pPr>
+        <w:pStyle w:val="ListParagraph"/>
+        <w:numPr>
+          <w:ilvl w:val="1"/>
+          <w:numId w:val="1"/>
+        </w:numPr>
+        <w:spacing w:line="254" w:lineRule="auto"/>
+        <w:rPr>
+          <w:sz w:val="24"/>
+          <w:szCs w:val="24"/>
+          <w:lang w:val="en-US"/>
+        </w:rPr>
+      </w:pPr>
+      <w:r>
+        <w:rPr>
+          <w:sz w:val="24"/>
+          <w:szCs w:val="24"/>
+          <w:lang w:val="en-US"/>
+        </w:rPr>
+        <w:t xml:space="preserve">Enter your name </w:t>
+      </w:r>
+    </w:p>
+    <w:p>
+      <w:pPr>
+        <w:pStyle w:val="ListParagraph"/>
+        <w:numPr>
+          <w:ilvl w:val="1"/>
+          <w:numId w:val="1"/>
+        </w:numPr>
+        <w:spacing w:line="254" w:lineRule="auto"/>
+        <w:rPr>
+          <w:sz w:val="24"/>
+          <w:szCs w:val="24"/>
+          <w:lang w:val="en-US"/>
+        </w:rPr>
+      </w:pPr>
+      <w:r>
+        <w:rPr>
+          <w:sz w:val="24"/>
+          <w:szCs w:val="24"/>
+          <w:lang w:val="en-US"/>
+        </w:rPr>
+        <w:t>Click on Ok button</w:t>
+      </w:r>
+    </w:p>
+    <w:p>
+      <w:pPr>
+        <w:pStyle w:val="ListParagraph"/>
+        <w:numPr>
+          <w:ilvl w:val="1"/>
+          <w:numId w:val="1"/>
+        </w:numPr>
+        <w:spacing w:line="254" w:lineRule="auto"/>
+        <w:rPr>
+          <w:sz w:val="24"/>
+          <w:szCs w:val="24"/>
+          <w:lang w:val="en-US"/>
+        </w:rPr>
+      </w:pPr>
+      <w:r>
+        <w:rPr>
+          <w:sz w:val="24"/>
+          <w:szCs w:val="24"/>
+          <w:lang w:val="en-US"/>
+        </w:rPr>
+        <w:t xml:space="preserve">Click on </w:t>
+      </w:r>
+      <w:proofErr w:type="spellStart"/>
+      <w:r>
+        <w:rPr>
+          <w:sz w:val="24"/>
+          <w:szCs w:val="24"/>
+          <w:lang w:val="en-US"/>
+        </w:rPr>
+        <w:t>GetConfirmation</w:t>
+      </w:r>
+      <w:proofErr w:type="spellEnd"/>
+      <w:r>
+        <w:rPr>
+          <w:sz w:val="24"/>
+          <w:szCs w:val="24"/>
+          <w:lang w:val="en-US"/>
+        </w:rPr>
+        <w:t xml:space="preserve"> Button </w:t>
+      </w:r>
+    </w:p>
+    <w:p>
+      <w:pPr>
+        <w:pStyle w:val="ListParagraph"/>
+        <w:numPr>
+          <w:ilvl w:val="1"/>
+          <w:numId w:val="1"/>
+        </w:numPr>
+        <w:rPr>
+          <w:sz w:val="24"/>
+          <w:szCs w:val="22"/>
+          <w:lang w:val="en-US"/>
+        </w:rPr>
+      </w:pPr>
+      <w:r>
+        <w:rPr>
+          <w:sz w:val="24"/>
+          <w:szCs w:val="24"/>
+          <w:lang w:val="en-US"/>
+        </w:rPr>
+        <w:t>Click on Cancel button</w:t>
+      </w:r>
+    </w:p>
+    <w:p>
+      <w:pPr>
+        <w:pStyle w:val="ListParagraph"/>
+        <w:numPr>
+          <w:ilvl w:val="0"/>
+          <w:numId w:val="1"/>
+        </w:numPr>
+        <w:spacing w:line="254" w:lineRule="auto"/>
+        <w:rPr>
+          <w:sz w:val="24"/>
+          <w:szCs w:val="24"/>
+          <w:highlight w:val="yellow"/>
+          <w:lang w:val="en-US"/>
+        </w:rPr>
+      </w:pPr>
+      <w:r>
+        <w:rPr>
+          <w:sz w:val="24"/>
+          <w:szCs w:val="24"/>
+          <w:highlight w:val="yellow"/>
+          <w:lang w:val="en-US"/>
+        </w:rPr>
+        <w:t xml:space="preserve">Open </w:t>
+      </w:r>
+      <w:hyperlink r:id="rId31" w:history="1">
+        <w:r>
+          <w:rPr>
+            <w:rStyle w:val="Hyperlink"/>
+            <w:sz w:val="24"/>
+            <w:szCs w:val="24"/>
+            <w:highlight w:val="yellow"/>
+            <w:lang w:val="en-US"/>
+          </w:rPr>
+          <w:t>https://opensource-demo.orangehrmlive.com/web/index.php/auth/login</w:t>
+        </w:r>
+      </w:hyperlink>
+    </w:p>
+    <w:p>
+      <w:pPr>
+        <w:pStyle w:val="ListParagraph"/>
+        <w:numPr>
+          <w:ilvl w:val="1"/>
+          <w:numId w:val="1"/>
+        </w:numPr>
+        <w:spacing w:line="254" w:lineRule="auto"/>
+        <w:rPr>
+          <w:sz w:val="24"/>
+          <w:szCs w:val="24"/>
+          <w:highlight w:val="yellow"/>
+          <w:lang w:val="en-US"/>
+        </w:rPr>
+      </w:pPr>
+      <w:r>
+        <w:rPr>
+          <w:sz w:val="24"/>
+          <w:szCs w:val="24"/>
+          <w:highlight w:val="yellow"/>
+          <w:lang w:val="en-US"/>
+        </w:rPr>
+        <w:t>Login with Admin (admin, admin123)</w:t>
+      </w:r>
+    </w:p>
+    <w:p>
+      <w:pPr>
+        <w:pStyle w:val="ListParagraph"/>
+        <w:numPr>
+          <w:ilvl w:val="1"/>
+          <w:numId w:val="1"/>
+        </w:numPr>
+        <w:spacing w:line="254" w:lineRule="auto"/>
+        <w:rPr>
+          <w:sz w:val="24"/>
+          <w:szCs w:val="24"/>
+          <w:highlight w:val="yellow"/>
+          <w:lang w:val="en-US"/>
+        </w:rPr>
+      </w:pPr>
+      <w:r>
+        <w:rPr>
+          <w:sz w:val="24"/>
+          <w:szCs w:val="24"/>
+          <w:highlight w:val="yellow"/>
+          <w:lang w:val="en-US"/>
+        </w:rPr>
+        <w:t>Click on PIM</w:t>
+      </w:r>
+    </w:p>
+    <w:p>
+      <w:pPr>
+        <w:pStyle w:val="ListParagraph"/>
+        <w:numPr>
+          <w:ilvl w:val="1"/>
+          <w:numId w:val="1"/>
+        </w:numPr>
+        <w:spacing w:line="254" w:lineRule="auto"/>
+        <w:rPr>
+          <w:sz w:val="24"/>
+          <w:szCs w:val="24"/>
+          <w:highlight w:val="yellow"/>
+          <w:lang w:val="en-US"/>
+        </w:rPr>
+      </w:pPr>
+      <w:r>
+        <w:rPr>
+          <w:sz w:val="24"/>
+          <w:szCs w:val="24"/>
+          <w:highlight w:val="yellow"/>
+          <w:lang w:val="en-US"/>
+        </w:rPr>
+        <w:t>Click on + Add button</w:t>
+      </w:r>
+    </w:p>
+    <w:p>
+      <w:pPr>
+        <w:pStyle w:val="ListParagraph"/>
+        <w:numPr>
+          <w:ilvl w:val="1"/>
+          <w:numId w:val="1"/>
+        </w:numPr>
+        <w:spacing w:line="254" w:lineRule="auto"/>
+        <w:rPr>
+          <w:sz w:val="24"/>
+          <w:szCs w:val="24"/>
+          <w:highlight w:val="yellow"/>
+          <w:lang w:val="en-US"/>
+        </w:rPr>
+      </w:pPr>
+      <w:r>
+        <w:rPr>
+          <w:sz w:val="24"/>
+          <w:szCs w:val="24"/>
+          <w:highlight w:val="yellow"/>
+          <w:lang w:val="en-US"/>
+        </w:rPr>
+        <w:t>Enter First Name</w:t>
+      </w:r>
+    </w:p>
+    <w:p>
+      <w:pPr>
+        <w:pStyle w:val="ListParagraph"/>
+        <w:numPr>
+          <w:ilvl w:val="1"/>
+          <w:numId w:val="1"/>
+        </w:numPr>
+        <w:spacing w:line="254" w:lineRule="auto"/>
+        <w:rPr>
+          <w:sz w:val="24"/>
+          <w:szCs w:val="24"/>
+          <w:highlight w:val="yellow"/>
+          <w:lang w:val="en-US"/>
+        </w:rPr>
+      </w:pPr>
+      <w:r>
+        <w:rPr>
+          <w:sz w:val="24"/>
+          <w:szCs w:val="24"/>
+          <w:highlight w:val="yellow"/>
+          <w:lang w:val="en-US"/>
+        </w:rPr>
+        <w:t>Enter Middle Name</w:t>
+      </w:r>
+    </w:p>
+    <w:p>
+      <w:pPr>
+        <w:pStyle w:val="ListParagraph"/>
+        <w:numPr>
+          <w:ilvl w:val="1"/>
+          <w:numId w:val="1"/>
+        </w:numPr>
+        <w:spacing w:line="254" w:lineRule="auto"/>
+        <w:rPr>
+          <w:sz w:val="24"/>
+          <w:szCs w:val="24"/>
+          <w:highlight w:val="yellow"/>
+          <w:lang w:val="en-US"/>
+        </w:rPr>
+      </w:pPr>
+      <w:r>
+        <w:rPr>
+          <w:sz w:val="24"/>
+          <w:szCs w:val="24"/>
+          <w:highlight w:val="yellow"/>
+          <w:lang w:val="en-US"/>
+        </w:rPr>
+        <w:t>Enter Last Name</w:t>
+      </w:r>
+    </w:p>
+    <w:p>
+      <w:pPr>
+        <w:pStyle w:val="ListParagraph"/>
+        <w:numPr>
+          <w:ilvl w:val="1"/>
+          <w:numId w:val="1"/>
+        </w:numPr>
+        <w:spacing w:line="254" w:lineRule="auto"/>
+        <w:rPr>
+          <w:sz w:val="24"/>
+          <w:szCs w:val="24"/>
+          <w:highlight w:val="yellow"/>
+          <w:lang w:val="en-US"/>
+        </w:rPr>
+      </w:pPr>
+      <w:r>
+        <w:rPr>
+          <w:sz w:val="24"/>
+          <w:szCs w:val="24"/>
+          <w:highlight w:val="yellow"/>
+          <w:lang w:val="en-US"/>
+        </w:rPr>
+        <w:t>Click on Create Login Details</w:t>
+      </w:r>
+    </w:p>
+    <w:p>
+      <w:pPr>
+        <w:pStyle w:val="ListParagraph"/>
+        <w:numPr>
+          <w:ilvl w:val="1"/>
+          <w:numId w:val="1"/>
+        </w:numPr>
+        <w:spacing w:line="254" w:lineRule="auto"/>
+        <w:rPr>
+          <w:sz w:val="24"/>
+          <w:szCs w:val="24"/>
+          <w:highlight w:val="yellow"/>
+          <w:lang w:val="en-US"/>
+        </w:rPr>
+      </w:pPr>
+      <w:r>
+        <w:rPr>
+          <w:sz w:val="24"/>
+          <w:szCs w:val="24"/>
+          <w:highlight w:val="yellow"/>
+          <w:lang w:val="en-US"/>
+        </w:rPr>
+        <w:t>Enter User Name</w:t>
+      </w:r>
+    </w:p>
+    <w:p>
+      <w:pPr>
+        <w:pStyle w:val="ListParagraph"/>
+        <w:numPr>
+          <w:ilvl w:val="1"/>
+          <w:numId w:val="1"/>
+        </w:numPr>
+        <w:spacing w:line="254" w:lineRule="auto"/>
+        <w:rPr>
+          <w:sz w:val="24"/>
+          <w:szCs w:val="24"/>
+          <w:highlight w:val="yellow"/>
+          <w:lang w:val="en-US"/>
+        </w:rPr>
+      </w:pPr>
+      <w:r>
+        <w:rPr>
+          <w:sz w:val="24"/>
+          <w:szCs w:val="24"/>
+          <w:highlight w:val="yellow"/>
+          <w:lang w:val="en-US"/>
+        </w:rPr>
+        <w:t>Enter Password</w:t>
+      </w:r>
+    </w:p>
+    <w:p>
+      <w:pPr>
+        <w:pStyle w:val="ListParagraph"/>
+        <w:numPr>
+          <w:ilvl w:val="1"/>
+          <w:numId w:val="1"/>
+        </w:numPr>
+        <w:spacing w:line="254" w:lineRule="auto"/>
+        <w:rPr>
+          <w:sz w:val="24"/>
+          <w:szCs w:val="24"/>
+          <w:highlight w:val="yellow"/>
+          <w:lang w:val="en-US"/>
+        </w:rPr>
+      </w:pPr>
+      <w:r>
+        <w:rPr>
+          <w:sz w:val="24"/>
+          <w:szCs w:val="24"/>
+          <w:highlight w:val="yellow"/>
+          <w:lang w:val="en-US"/>
+        </w:rPr>
+        <w:t>Enter Confirm Password</w:t>
+      </w:r>
+    </w:p>
+    <w:p>
+      <w:pPr>
+        <w:pStyle w:val="ListParagraph"/>
+        <w:numPr>
+          <w:ilvl w:val="1"/>
+          <w:numId w:val="1"/>
+        </w:numPr>
+        <w:spacing w:line="254" w:lineRule="auto"/>
+        <w:rPr>
+          <w:sz w:val="24"/>
+          <w:szCs w:val="24"/>
+          <w:highlight w:val="yellow"/>
+          <w:lang w:val="en-US"/>
+        </w:rPr>
+      </w:pPr>
+      <w:r>
+        <w:rPr>
+          <w:sz w:val="24"/>
+          <w:szCs w:val="24"/>
+          <w:highlight w:val="yellow"/>
+          <w:lang w:val="en-US"/>
+        </w:rPr>
+        <w:t>Click on Save Button</w:t>
+      </w:r>
+    </w:p>
+    <w:p>
+      <w:pPr>
+        <w:pStyle w:val="ListParagraph"/>
+        <w:numPr>
+          <w:ilvl w:val="1"/>
+          <w:numId w:val="1"/>
+        </w:numPr>
+        <w:spacing w:line="254" w:lineRule="auto"/>
+        <w:rPr>
+          <w:sz w:val="24"/>
+          <w:szCs w:val="24"/>
+          <w:highlight w:val="yellow"/>
+          <w:lang w:val="en-US"/>
+        </w:rPr>
+      </w:pPr>
+      <w:r>
+        <w:rPr>
+          <w:sz w:val="24"/>
+          <w:szCs w:val="24"/>
+          <w:highlight w:val="yellow"/>
+          <w:lang w:val="en-US"/>
+        </w:rPr>
+        <w:t>Logout</w:t>
+      </w:r>
+    </w:p>
+    <w:p>
+      <w:pPr>
+        <w:pStyle w:val="ListParagraph"/>
+        <w:numPr>
+          <w:ilvl w:val="1"/>
+          <w:numId w:val="1"/>
+        </w:numPr>
+        <w:spacing w:line="254" w:lineRule="auto"/>
+        <w:rPr>
+          <w:sz w:val="24"/>
+          <w:szCs w:val="24"/>
+          <w:highlight w:val="yellow"/>
+          <w:lang w:val="en-US"/>
+        </w:rPr>
+      </w:pPr>
+      <w:r>
+        <w:rPr>
+          <w:sz w:val="24"/>
+          <w:szCs w:val="24"/>
+          <w:highlight w:val="yellow"/>
+          <w:lang w:val="en-US"/>
+        </w:rPr>
+        <w:t xml:space="preserve">Login using data provided in step no h &amp; </w:t>
+      </w:r>
+      <w:proofErr w:type="spellStart"/>
+      <w:r>
+        <w:rPr>
+          <w:sz w:val="24"/>
+          <w:szCs w:val="24"/>
+          <w:highlight w:val="yellow"/>
+          <w:lang w:val="en-US"/>
+        </w:rPr>
+        <w:t>i</w:t>
+      </w:r>
+      <w:proofErr w:type="spellEnd"/>
+    </w:p>
+    <w:p>
+      <w:pPr>
+        <w:pStyle w:val="ListParagraph"/>
+        <w:numPr>
+          <w:ilvl w:val="1"/>
+          <w:numId w:val="1"/>
+        </w:numPr>
+        <w:spacing w:line="254" w:lineRule="auto"/>
+        <w:rPr>
+          <w:sz w:val="24"/>
+          <w:szCs w:val="24"/>
+          <w:highlight w:val="yellow"/>
+          <w:lang w:val="en-US"/>
+        </w:rPr>
+      </w:pPr>
+      <w:r>
+        <w:rPr>
+          <w:sz w:val="24"/>
+          <w:szCs w:val="24"/>
+          <w:highlight w:val="yellow"/>
+          <w:lang w:val="en-US"/>
+        </w:rPr>
+        <w:t>Display name of employee on logout link</w:t>
+      </w:r>
+    </w:p>
+    <w:p>
+      <w:pPr>
+        <w:pStyle w:val="ListParagraph"/>
+        <w:numPr>
+          <w:ilvl w:val="1"/>
+          <w:numId w:val="1"/>
+        </w:numPr>
+        <w:spacing w:line="254" w:lineRule="auto"/>
+        <w:rPr>
+          <w:sz w:val="24"/>
+          <w:szCs w:val="24"/>
+          <w:highlight w:val="yellow"/>
+          <w:lang w:val="en-US"/>
+        </w:rPr>
+      </w:pPr>
+      <w:r>
+        <w:rPr>
+          <w:sz w:val="24"/>
+          <w:szCs w:val="24"/>
+          <w:highlight w:val="yellow"/>
+          <w:lang w:val="en-US"/>
+        </w:rPr>
+        <w:t>Click on My Info</w:t>
+      </w:r>
+    </w:p>
+    <w:p>
+      <w:pPr>
+        <w:pStyle w:val="ListParagraph"/>
+        <w:numPr>
+          <w:ilvl w:val="1"/>
+          <w:numId w:val="1"/>
+        </w:numPr>
+        <w:spacing w:line="254" w:lineRule="auto"/>
+        <w:rPr>
+          <w:sz w:val="24"/>
+          <w:szCs w:val="24"/>
+          <w:highlight w:val="yellow"/>
+          <w:lang w:val="en-US"/>
+        </w:rPr>
+      </w:pPr>
+      <w:r>
+        <w:rPr>
+          <w:sz w:val="24"/>
+          <w:szCs w:val="24"/>
+          <w:highlight w:val="yellow"/>
+          <w:lang w:val="en-US"/>
+        </w:rPr>
+        <w:t>Display the Employee ID</w:t>
+      </w:r>
+    </w:p>
+    <w:p>
+      <w:pPr>
+        <w:pStyle w:val="ListParagraph"/>
+        <w:numPr>
+          <w:ilvl w:val="1"/>
+          <w:numId w:val="1"/>
+        </w:numPr>
+        <w:spacing w:line="254" w:lineRule="auto"/>
+        <w:rPr>
+          <w:sz w:val="24"/>
+          <w:szCs w:val="24"/>
+          <w:highlight w:val="yellow"/>
+          <w:lang w:val="en-US"/>
+        </w:rPr>
+      </w:pPr>
+      <w:r>
+        <w:rPr>
+          <w:sz w:val="24"/>
+          <w:szCs w:val="24"/>
+          <w:highlight w:val="yellow"/>
+          <w:lang w:val="en-US"/>
+        </w:rPr>
+        <w:t>Logout</w:t>
+      </w:r>
+    </w:p>
+    <w:p>
+      <w:pPr>
+        <w:pStyle w:val="ListParagraph"/>
+        <w:numPr>
+          <w:ilvl w:val="1"/>
+          <w:numId w:val="1"/>
+        </w:numPr>
+        <w:spacing w:line="254" w:lineRule="auto"/>
+        <w:rPr>
+          <w:sz w:val="24"/>
+          <w:szCs w:val="24"/>
+          <w:highlight w:val="yellow"/>
+          <w:lang w:val="en-US"/>
+        </w:rPr>
+      </w:pPr>
+      <w:r>
+        <w:rPr>
+          <w:sz w:val="24"/>
+          <w:szCs w:val="24"/>
+          <w:highlight w:val="yellow"/>
+          <w:lang w:val="en-US"/>
+        </w:rPr>
+        <w:lastRenderedPageBreak/>
+        <w:t>Login with admin</w:t>
+      </w:r>
+    </w:p>
+    <w:p>
+      <w:pPr>
+        <w:pStyle w:val="ListParagraph"/>
+        <w:numPr>
+          <w:ilvl w:val="1"/>
+          <w:numId w:val="1"/>
+        </w:numPr>
+        <w:spacing w:line="254" w:lineRule="auto"/>
+        <w:rPr>
+          <w:sz w:val="24"/>
+          <w:szCs w:val="24"/>
+          <w:highlight w:val="yellow"/>
+          <w:lang w:val="en-US"/>
+        </w:rPr>
+      </w:pPr>
+      <w:r>
+        <w:rPr>
+          <w:sz w:val="24"/>
+          <w:szCs w:val="24"/>
+          <w:highlight w:val="yellow"/>
+          <w:lang w:val="en-US"/>
+        </w:rPr>
+        <w:t>Click on Admin</w:t>
+      </w:r>
+    </w:p>
+    <w:p>
+      <w:pPr>
+        <w:pStyle w:val="ListParagraph"/>
+        <w:numPr>
+          <w:ilvl w:val="1"/>
+          <w:numId w:val="1"/>
+        </w:numPr>
+        <w:spacing w:line="254" w:lineRule="auto"/>
+        <w:rPr>
+          <w:sz w:val="24"/>
+          <w:szCs w:val="24"/>
+          <w:highlight w:val="yellow"/>
+          <w:lang w:val="en-US"/>
+        </w:rPr>
+      </w:pPr>
+      <w:r>
+        <w:rPr>
+          <w:sz w:val="24"/>
+          <w:szCs w:val="24"/>
+          <w:highlight w:val="yellow"/>
+          <w:lang w:val="en-US"/>
+        </w:rPr>
+        <w:t>Enter user name</w:t>
+      </w:r>
+    </w:p>
+    <w:p>
+      <w:pPr>
+        <w:pStyle w:val="ListParagraph"/>
+        <w:numPr>
+          <w:ilvl w:val="1"/>
+          <w:numId w:val="1"/>
+        </w:numPr>
+        <w:spacing w:line="254" w:lineRule="auto"/>
+        <w:rPr>
+          <w:sz w:val="24"/>
+          <w:szCs w:val="24"/>
+          <w:highlight w:val="yellow"/>
+          <w:lang w:val="en-US"/>
+        </w:rPr>
+      </w:pPr>
+      <w:r>
+        <w:rPr>
+          <w:sz w:val="24"/>
+          <w:szCs w:val="24"/>
+          <w:highlight w:val="yellow"/>
+          <w:lang w:val="en-US"/>
+        </w:rPr>
+        <w:t xml:space="preserve">Click on Search </w:t>
+      </w:r>
+    </w:p>
+    <w:p>
+      <w:pPr>
+        <w:pStyle w:val="ListParagraph"/>
+        <w:numPr>
+          <w:ilvl w:val="1"/>
+          <w:numId w:val="1"/>
+        </w:numPr>
+        <w:spacing w:line="254" w:lineRule="auto"/>
+        <w:rPr>
+          <w:sz w:val="24"/>
+          <w:szCs w:val="24"/>
+          <w:highlight w:val="yellow"/>
+          <w:lang w:val="en-US"/>
+        </w:rPr>
+      </w:pPr>
+      <w:r>
+        <w:rPr>
+          <w:sz w:val="24"/>
+          <w:szCs w:val="24"/>
+          <w:highlight w:val="yellow"/>
+          <w:lang w:val="en-US"/>
+        </w:rPr>
+        <w:t>Delete the record displayed</w:t>
+      </w:r>
+    </w:p>
+    <w:p>
+      <w:pPr>
+        <w:pStyle w:val="ListParagraph"/>
+        <w:numPr>
+          <w:ilvl w:val="1"/>
+          <w:numId w:val="1"/>
+        </w:numPr>
+        <w:rPr>
+          <w:sz w:val="24"/>
+          <w:szCs w:val="22"/>
+          <w:highlight w:val="yellow"/>
+          <w:lang w:val="en-US"/>
+        </w:rPr>
+      </w:pPr>
+      <w:r>
+        <w:rPr>
+          <w:sz w:val="24"/>
+          <w:szCs w:val="24"/>
+          <w:highlight w:val="yellow"/>
+          <w:lang w:val="en-US"/>
+        </w:rPr>
+        <w:t>Logout</w:t>
+      </w:r>
+      <w:r>
+        <w:rPr>
+          <w:sz w:val="24"/>
+          <w:szCs w:val="24"/>
+          <w:highlight w:val="yellow"/>
+          <w:lang w:val="en-US"/>
+        </w:rPr>
+        <w:tab/>
+      </w:r>
+    </w:p>
+    <w:p>
+      <w:pPr>
+        <w:pStyle w:val="ListParagraph"/>
+        <w:numPr>
+          <w:ilvl w:val="0"/>
+          <w:numId w:val="1"/>
+        </w:numPr>
+        <w:spacing w:line="254" w:lineRule="auto"/>
+        <w:rPr>
+          <w:sz w:val="24"/>
+          <w:szCs w:val="24"/>
+          <w:highlight w:val="yellow"/>
+          <w:lang w:val="en-US"/>
+        </w:rPr>
+      </w:pPr>
+      <w:r>
+        <w:rPr>
+          <w:sz w:val="24"/>
+          <w:szCs w:val="24"/>
+          <w:highlight w:val="yellow"/>
+          <w:lang w:val="en-US"/>
+        </w:rPr>
+        <w:t xml:space="preserve">Open </w:t>
+      </w:r>
+      <w:hyperlink r:id="rId32" w:history="1">
+        <w:r>
+          <w:rPr>
+            <w:rStyle w:val="Hyperlink"/>
+            <w:sz w:val="24"/>
+            <w:szCs w:val="24"/>
+            <w:highlight w:val="yellow"/>
+            <w:lang w:val="en-US"/>
+          </w:rPr>
+          <w:t>https://sampleapp.tricentis.com/101/index.php</w:t>
+        </w:r>
+      </w:hyperlink>
+    </w:p>
+    <w:p>
+      <w:pPr>
+        <w:pStyle w:val="ListParagraph"/>
+        <w:numPr>
+          <w:ilvl w:val="1"/>
+          <w:numId w:val="1"/>
+        </w:numPr>
+        <w:spacing w:line="254" w:lineRule="auto"/>
+        <w:rPr>
+          <w:sz w:val="24"/>
+          <w:szCs w:val="24"/>
+          <w:highlight w:val="yellow"/>
+          <w:lang w:val="en-US"/>
+        </w:rPr>
+      </w:pPr>
+      <w:r>
+        <w:rPr>
+          <w:sz w:val="24"/>
+          <w:szCs w:val="24"/>
+          <w:highlight w:val="yellow"/>
+          <w:lang w:val="en-US"/>
+        </w:rPr>
+        <w:t>Click on Automobile</w:t>
+      </w:r>
+    </w:p>
+    <w:p>
+      <w:pPr>
+        <w:pStyle w:val="ListParagraph"/>
+        <w:numPr>
+          <w:ilvl w:val="1"/>
+          <w:numId w:val="1"/>
+        </w:numPr>
+        <w:spacing w:line="254" w:lineRule="auto"/>
+        <w:rPr>
+          <w:sz w:val="24"/>
+          <w:szCs w:val="24"/>
+          <w:highlight w:val="yellow"/>
+          <w:lang w:val="en-US"/>
+        </w:rPr>
+      </w:pPr>
+      <w:r>
+        <w:rPr>
+          <w:sz w:val="24"/>
+          <w:szCs w:val="24"/>
+          <w:highlight w:val="yellow"/>
+          <w:lang w:val="en-US"/>
+        </w:rPr>
+        <w:t>Click on Enter In</w:t>
+      </w:r>
       <w:bookmarkStart w:id="0" w:name="_GoBack"/>
       <w:bookmarkEnd w:id="0"/>
+      <w:r>
+        <w:rPr>
+          <w:sz w:val="24"/>
+          <w:szCs w:val="24"/>
+          <w:highlight w:val="yellow"/>
+          <w:lang w:val="en-US"/>
+        </w:rPr>
+        <w:t>surant Data</w:t>
+      </w:r>
+    </w:p>
+    <w:p>
+      <w:pPr>
+        <w:pStyle w:val="ListParagraph"/>
+        <w:numPr>
+          <w:ilvl w:val="1"/>
+          <w:numId w:val="1"/>
+        </w:numPr>
+        <w:rPr>
+          <w:sz w:val="24"/>
+          <w:szCs w:val="22"/>
+          <w:highlight w:val="yellow"/>
+          <w:lang w:val="en-US"/>
+        </w:rPr>
+      </w:pPr>
+      <w:r>
+        <w:rPr>
+          <w:sz w:val="24"/>
+          <w:szCs w:val="24"/>
+          <w:highlight w:val="yellow"/>
+          <w:lang w:val="en-US"/>
+        </w:rPr>
+        <w:t>Upload your picture</w:t>
+      </w:r>
     </w:p>
     <w:sectPr>
       <w:pgSz w:w="11906" w:h="16838"/>

--- a/WebDriver Assignments.docx
+++ b/WebDriver Assignments.docx
@@ -4563,43 +4563,103 @@
           <w:highlight w:val="yellow"/>
           <w:lang w:val="en-US"/>
         </w:rPr>
-        <w:t>Click on Enter In</w:t>
-      </w:r>
+        <w:t>Click on Enter Insurant Data</w:t>
+      </w:r>
+    </w:p>
+    <w:p>
+      <w:pPr>
+        <w:pStyle w:val="ListParagraph"/>
+        <w:numPr>
+          <w:ilvl w:val="1"/>
+          <w:numId w:val="1"/>
+        </w:numPr>
+        <w:rPr>
+          <w:sz w:val="24"/>
+          <w:szCs w:val="22"/>
+          <w:highlight w:val="yellow"/>
+          <w:lang w:val="en-US"/>
+        </w:rPr>
+      </w:pPr>
+      <w:r>
+        <w:rPr>
+          <w:sz w:val="24"/>
+          <w:szCs w:val="24"/>
+          <w:highlight w:val="yellow"/>
+          <w:lang w:val="en-US"/>
+        </w:rPr>
+        <w:t>Upload your picture</w:t>
+      </w:r>
+    </w:p>
+    <w:p>
+      <w:pPr>
+        <w:pStyle w:val="ListParagraph"/>
+        <w:numPr>
+          <w:ilvl w:val="0"/>
+          <w:numId w:val="1"/>
+        </w:numPr>
+        <w:rPr>
+          <w:sz w:val="24"/>
+          <w:szCs w:val="22"/>
+          <w:lang w:val="en-US"/>
+        </w:rPr>
+      </w:pPr>
+      <w:r>
+        <w:rPr>
+          <w:sz w:val="24"/>
+          <w:szCs w:val="24"/>
+          <w:lang w:val="en-US"/>
+        </w:rPr>
+        <w:t xml:space="preserve">Open </w:t>
+      </w:r>
+      <w:hyperlink r:id="rId33" w:history="1">
+        <w:r>
+          <w:rPr>
+            <w:rStyle w:val="Hyperlink"/>
+            <w:sz w:val="24"/>
+            <w:szCs w:val="24"/>
+            <w:lang w:val="en-US"/>
+          </w:rPr>
+          <w:t>https://istqb.in/</w:t>
+        </w:r>
+      </w:hyperlink>
+    </w:p>
+    <w:p>
+      <w:pPr>
+        <w:pStyle w:val="ListParagraph"/>
+        <w:numPr>
+          <w:ilvl w:val="1"/>
+          <w:numId w:val="1"/>
+        </w:numPr>
+        <w:rPr>
+          <w:sz w:val="24"/>
+          <w:szCs w:val="22"/>
+          <w:lang w:val="en-US"/>
+        </w:rPr>
+      </w:pPr>
+      <w:r>
+        <w:rPr>
+          <w:sz w:val="24"/>
+          <w:szCs w:val="22"/>
+          <w:lang w:val="en-US"/>
+        </w:rPr>
+        <w:t>Display all 8 menus</w:t>
+      </w:r>
+    </w:p>
+    <w:p>
+      <w:pPr>
+        <w:pStyle w:val="ListParagraph"/>
+        <w:numPr>
+          <w:ilvl w:val="0"/>
+          <w:numId w:val="1"/>
+        </w:numPr>
+        <w:rPr>
+          <w:sz w:val="24"/>
+          <w:szCs w:val="22"/>
+          <w:lang w:val="en-US"/>
+        </w:rPr>
+      </w:pPr>
       <w:bookmarkStart w:id="0" w:name="_GoBack"/>
       <w:bookmarkEnd w:id="0"/>
-      <w:r>
-        <w:rPr>
-          <w:sz w:val="24"/>
-          <w:szCs w:val="24"/>
-          <w:highlight w:val="yellow"/>
-          <w:lang w:val="en-US"/>
-        </w:rPr>
-        <w:t>surant Data</w:t>
-      </w:r>
-    </w:p>
-    <w:p>
-      <w:pPr>
-        <w:pStyle w:val="ListParagraph"/>
-        <w:numPr>
-          <w:ilvl w:val="1"/>
-          <w:numId w:val="1"/>
-        </w:numPr>
-        <w:rPr>
-          <w:sz w:val="24"/>
-          <w:szCs w:val="22"/>
-          <w:highlight w:val="yellow"/>
-          <w:lang w:val="en-US"/>
-        </w:rPr>
-      </w:pPr>
-      <w:r>
-        <w:rPr>
-          <w:sz w:val="24"/>
-          <w:szCs w:val="24"/>
-          <w:highlight w:val="yellow"/>
-          <w:lang w:val="en-US"/>
-        </w:rPr>
-        <w:t>Upload your picture</w:t>
-      </w:r>
     </w:p>
     <w:sectPr>
       <w:pgSz w:w="11906" w:h="16838"/>

--- a/WebDriver Assignments.docx
+++ b/WebDriver Assignments.docx
@@ -4643,6 +4643,126 @@
           <w:lang w:val="en-US"/>
         </w:rPr>
         <w:t>Display all 8 menus</w:t>
+      </w:r>
+    </w:p>
+    <w:p>
+      <w:pPr>
+        <w:pStyle w:val="ListParagraph"/>
+        <w:numPr>
+          <w:ilvl w:val="0"/>
+          <w:numId w:val="1"/>
+        </w:numPr>
+        <w:rPr>
+          <w:sz w:val="24"/>
+          <w:szCs w:val="22"/>
+          <w:lang w:val="en-US"/>
+        </w:rPr>
+      </w:pPr>
+      <w:r>
+        <w:rPr>
+          <w:sz w:val="24"/>
+          <w:szCs w:val="22"/>
+          <w:lang w:val="en-US"/>
+        </w:rPr>
+        <w:t xml:space="preserve">Open </w:t>
+      </w:r>
+      <w:hyperlink r:id="rId34" w:history="1">
+        <w:r>
+          <w:rPr>
+            <w:rStyle w:val="Hyperlink"/>
+            <w:sz w:val="24"/>
+            <w:szCs w:val="22"/>
+            <w:lang w:val="en-US"/>
+          </w:rPr>
+          <w:t>https://testautomationpractice.blogspot.com/?m=1</w:t>
+        </w:r>
+      </w:hyperlink>
+    </w:p>
+    <w:p>
+      <w:pPr>
+        <w:pStyle w:val="ListParagraph"/>
+        <w:numPr>
+          <w:ilvl w:val="1"/>
+          <w:numId w:val="1"/>
+        </w:numPr>
+        <w:rPr>
+          <w:sz w:val="24"/>
+          <w:szCs w:val="22"/>
+          <w:lang w:val="en-US"/>
+        </w:rPr>
+      </w:pPr>
+      <w:r>
+        <w:rPr>
+          <w:sz w:val="24"/>
+          <w:szCs w:val="22"/>
+          <w:lang w:val="en-US"/>
+        </w:rPr>
+        <w:t>Double click on Copy Text button</w:t>
+      </w:r>
+    </w:p>
+    <w:p>
+      <w:pPr>
+        <w:pStyle w:val="ListParagraph"/>
+        <w:numPr>
+          <w:ilvl w:val="1"/>
+          <w:numId w:val="1"/>
+        </w:numPr>
+        <w:rPr>
+          <w:sz w:val="24"/>
+          <w:szCs w:val="22"/>
+          <w:lang w:val="en-US"/>
+        </w:rPr>
+      </w:pPr>
+      <w:r>
+        <w:rPr>
+          <w:sz w:val="24"/>
+          <w:szCs w:val="22"/>
+          <w:lang w:val="en-US"/>
+        </w:rPr>
+        <w:t>Make sure that the text from 1</w:t>
+      </w:r>
+      <w:r>
+        <w:rPr>
+          <w:sz w:val="24"/>
+          <w:szCs w:val="22"/>
+          <w:vertAlign w:val="superscript"/>
+          <w:lang w:val="en-US"/>
+        </w:rPr>
+        <w:t>st</w:t>
+      </w:r>
+      <w:r>
+        <w:rPr>
+          <w:sz w:val="24"/>
+          <w:szCs w:val="22"/>
+          <w:lang w:val="en-US"/>
+        </w:rPr>
+        <w:t xml:space="preserve"> text box is copied to the 2</w:t>
+      </w:r>
+      <w:r>
+        <w:rPr>
+          <w:sz w:val="24"/>
+          <w:szCs w:val="22"/>
+          <w:vertAlign w:val="superscript"/>
+          <w:lang w:val="en-US"/>
+        </w:rPr>
+        <w:t>nd</w:t>
+      </w:r>
+      <w:r>
+        <w:rPr>
+          <w:sz w:val="24"/>
+          <w:szCs w:val="22"/>
+          <w:lang w:val="en-US"/>
+        </w:rPr>
+        <w:t xml:space="preserve"> text box.</w:t>
+      </w:r>
+      <w:r>
+        <w:rPr>
+          <w:sz w:val="24"/>
+          <w:szCs w:val="22"/>
+          <w:lang w:val="en-US"/>
+        </w:rPr>
+        <w:br/>
+        <w:t>(Check the values / text from both text boxes that is equal or not)</w:t>
       </w:r>
     </w:p>
     <w:p>

--- a/WebDriver Assignments.docx
+++ b/WebDriver Assignments.docx
@@ -4767,19 +4767,616 @@
     </w:p>
     <w:p>
       <w:pPr>
+        <w:rPr>
+          <w:sz w:val="24"/>
+          <w:szCs w:val="22"/>
+          <w:lang w:val="en-US"/>
+        </w:rPr>
+      </w:pPr>
+      <w:r>
+        <w:rPr>
+          <w:sz w:val="24"/>
+          <w:szCs w:val="22"/>
+          <w:lang w:val="en-US"/>
+        </w:rPr>
+        <w:br w:type="page"/>
+      </w:r>
+    </w:p>
+    <w:p>
+      <w:pPr>
+        <w:rPr>
+          <w:b/>
+          <w:bCs/>
+          <w:sz w:val="24"/>
+          <w:szCs w:val="22"/>
+          <w:lang w:val="en-US"/>
+        </w:rPr>
+      </w:pPr>
+      <w:r>
+        <w:rPr>
+          <w:b/>
+          <w:bCs/>
+          <w:sz w:val="24"/>
+          <w:szCs w:val="22"/>
+          <w:lang w:val="en-US"/>
+        </w:rPr>
+        <w:lastRenderedPageBreak/>
+        <w:t>TestNG Assignment</w:t>
+      </w:r>
+    </w:p>
+    <w:p>
+      <w:pPr>
         <w:pStyle w:val="ListParagraph"/>
         <w:numPr>
           <w:ilvl w:val="0"/>
-          <w:numId w:val="1"/>
-        </w:numPr>
-        <w:rPr>
-          <w:sz w:val="24"/>
-          <w:szCs w:val="22"/>
+          <w:numId w:val="5"/>
+        </w:numPr>
+        <w:rPr>
+          <w:sz w:val="24"/>
+          <w:szCs w:val="22"/>
+          <w:highlight w:val="yellow"/>
+          <w:lang w:val="en-US"/>
+        </w:rPr>
+      </w:pPr>
+      <w:r>
+        <w:rPr>
+          <w:sz w:val="24"/>
+          <w:szCs w:val="22"/>
+          <w:highlight w:val="yellow"/>
+          <w:lang w:val="en-US"/>
+        </w:rPr>
+        <w:t>Selenium Test</w:t>
+      </w:r>
+    </w:p>
+    <w:p>
+      <w:pPr>
+        <w:pStyle w:val="ListParagraph"/>
+        <w:numPr>
+          <w:ilvl w:val="1"/>
+          <w:numId w:val="5"/>
+        </w:numPr>
+        <w:rPr>
+          <w:sz w:val="24"/>
+          <w:szCs w:val="22"/>
+          <w:highlight w:val="yellow"/>
+          <w:lang w:val="en-US"/>
+        </w:rPr>
+      </w:pPr>
+      <w:r>
+        <w:rPr>
+          <w:sz w:val="24"/>
+          <w:szCs w:val="22"/>
+          <w:highlight w:val="yellow"/>
+          <w:lang w:val="en-US"/>
+        </w:rPr>
+        <w:t xml:space="preserve">Open </w:t>
+      </w:r>
+      <w:proofErr w:type="spellStart"/>
+      <w:r>
+        <w:rPr>
+          <w:sz w:val="24"/>
+          <w:szCs w:val="22"/>
+          <w:highlight w:val="yellow"/>
+          <w:lang w:val="en-US"/>
+        </w:rPr>
+        <w:t>Selenium.dev</w:t>
+      </w:r>
+      <w:proofErr w:type="spellEnd"/>
+    </w:p>
+    <w:p>
+      <w:pPr>
+        <w:pStyle w:val="ListParagraph"/>
+        <w:numPr>
+          <w:ilvl w:val="1"/>
+          <w:numId w:val="5"/>
+        </w:numPr>
+        <w:rPr>
+          <w:sz w:val="24"/>
+          <w:szCs w:val="22"/>
+          <w:highlight w:val="yellow"/>
+          <w:lang w:val="en-US"/>
+        </w:rPr>
+      </w:pPr>
+      <w:r>
+        <w:rPr>
+          <w:sz w:val="24"/>
+          <w:szCs w:val="22"/>
+          <w:highlight w:val="yellow"/>
+          <w:lang w:val="en-US"/>
+        </w:rPr>
+        <w:t>Print the title</w:t>
+      </w:r>
+    </w:p>
+    <w:p>
+      <w:pPr>
+        <w:pStyle w:val="ListParagraph"/>
+        <w:numPr>
+          <w:ilvl w:val="1"/>
+          <w:numId w:val="5"/>
+        </w:numPr>
+        <w:rPr>
+          <w:b/>
+          <w:bCs/>
+          <w:sz w:val="24"/>
+          <w:szCs w:val="22"/>
+          <w:highlight w:val="yellow"/>
+          <w:lang w:val="en-US"/>
+        </w:rPr>
+      </w:pPr>
+      <w:r>
+        <w:rPr>
+          <w:b/>
+          <w:bCs/>
+          <w:sz w:val="24"/>
+          <w:szCs w:val="22"/>
+          <w:highlight w:val="yellow"/>
+          <w:lang w:val="en-US"/>
+        </w:rPr>
+        <w:t>Click on Downloads link</w:t>
+      </w:r>
+    </w:p>
+    <w:p>
+      <w:pPr>
+        <w:pStyle w:val="ListParagraph"/>
+        <w:numPr>
+          <w:ilvl w:val="1"/>
+          <w:numId w:val="5"/>
+        </w:numPr>
+        <w:rPr>
+          <w:sz w:val="24"/>
+          <w:szCs w:val="22"/>
+          <w:highlight w:val="yellow"/>
           <w:lang w:val="en-US"/>
         </w:rPr>
       </w:pPr>
       <w:bookmarkStart w:id="0" w:name="_GoBack"/>
+      <w:r>
+        <w:rPr>
+          <w:sz w:val="24"/>
+          <w:szCs w:val="22"/>
+          <w:highlight w:val="yellow"/>
+          <w:lang w:val="en-US"/>
+        </w:rPr>
+        <w:t>Print the title</w:t>
+      </w:r>
       <w:bookmarkEnd w:id="0"/>
+      <w:r>
+        <w:rPr>
+          <w:sz w:val="24"/>
+          <w:szCs w:val="22"/>
+          <w:highlight w:val="yellow"/>
+          <w:lang w:val="en-US"/>
+        </w:rPr>
+        <w:br/>
+      </w:r>
+    </w:p>
+    <w:p>
+      <w:pPr>
+        <w:pStyle w:val="ListParagraph"/>
+        <w:numPr>
+          <w:ilvl w:val="1"/>
+          <w:numId w:val="5"/>
+        </w:numPr>
+        <w:rPr>
+          <w:sz w:val="24"/>
+          <w:szCs w:val="22"/>
+          <w:highlight w:val="yellow"/>
+          <w:lang w:val="en-US"/>
+        </w:rPr>
+      </w:pPr>
+      <w:r>
+        <w:rPr>
+          <w:sz w:val="24"/>
+          <w:szCs w:val="22"/>
+          <w:highlight w:val="yellow"/>
+          <w:lang w:val="en-US"/>
+        </w:rPr>
+        <w:t xml:space="preserve">Open </w:t>
+      </w:r>
+      <w:proofErr w:type="spellStart"/>
+      <w:r>
+        <w:rPr>
+          <w:sz w:val="24"/>
+          <w:szCs w:val="22"/>
+          <w:highlight w:val="yellow"/>
+          <w:lang w:val="en-US"/>
+        </w:rPr>
+        <w:t>Selenium.dev</w:t>
+      </w:r>
+      <w:proofErr w:type="spellEnd"/>
+    </w:p>
+    <w:p>
+      <w:pPr>
+        <w:pStyle w:val="ListParagraph"/>
+        <w:numPr>
+          <w:ilvl w:val="1"/>
+          <w:numId w:val="5"/>
+        </w:numPr>
+        <w:rPr>
+          <w:sz w:val="24"/>
+          <w:szCs w:val="22"/>
+          <w:highlight w:val="yellow"/>
+          <w:lang w:val="en-US"/>
+        </w:rPr>
+      </w:pPr>
+      <w:r>
+        <w:rPr>
+          <w:sz w:val="24"/>
+          <w:szCs w:val="22"/>
+          <w:highlight w:val="yellow"/>
+          <w:lang w:val="en-US"/>
+        </w:rPr>
+        <w:t>Print the title</w:t>
+      </w:r>
+    </w:p>
+    <w:p>
+      <w:pPr>
+        <w:pStyle w:val="ListParagraph"/>
+        <w:numPr>
+          <w:ilvl w:val="1"/>
+          <w:numId w:val="5"/>
+        </w:numPr>
+        <w:rPr>
+          <w:b/>
+          <w:bCs/>
+          <w:sz w:val="24"/>
+          <w:szCs w:val="22"/>
+          <w:highlight w:val="yellow"/>
+          <w:lang w:val="en-US"/>
+        </w:rPr>
+      </w:pPr>
+      <w:r>
+        <w:rPr>
+          <w:b/>
+          <w:bCs/>
+          <w:sz w:val="24"/>
+          <w:szCs w:val="22"/>
+          <w:highlight w:val="yellow"/>
+          <w:lang w:val="en-US"/>
+        </w:rPr>
+        <w:t>Click on Do</w:t>
+      </w:r>
+      <w:r>
+        <w:rPr>
+          <w:b/>
+          <w:bCs/>
+          <w:sz w:val="24"/>
+          <w:szCs w:val="22"/>
+          <w:highlight w:val="yellow"/>
+          <w:lang w:val="en-US"/>
+        </w:rPr>
+        <w:t>cumentation</w:t>
+      </w:r>
+      <w:r>
+        <w:rPr>
+          <w:b/>
+          <w:bCs/>
+          <w:sz w:val="24"/>
+          <w:szCs w:val="22"/>
+          <w:highlight w:val="yellow"/>
+          <w:lang w:val="en-US"/>
+        </w:rPr>
+        <w:t xml:space="preserve"> link</w:t>
+      </w:r>
+    </w:p>
+    <w:p>
+      <w:pPr>
+        <w:pStyle w:val="ListParagraph"/>
+        <w:numPr>
+          <w:ilvl w:val="1"/>
+          <w:numId w:val="5"/>
+        </w:numPr>
+        <w:rPr>
+          <w:sz w:val="24"/>
+          <w:szCs w:val="22"/>
+          <w:highlight w:val="yellow"/>
+          <w:lang w:val="en-US"/>
+        </w:rPr>
+      </w:pPr>
+      <w:r>
+        <w:rPr>
+          <w:sz w:val="24"/>
+          <w:szCs w:val="22"/>
+          <w:highlight w:val="yellow"/>
+          <w:lang w:val="en-US"/>
+        </w:rPr>
+        <w:t>Print the title</w:t>
+      </w:r>
+      <w:r>
+        <w:rPr>
+          <w:sz w:val="24"/>
+          <w:szCs w:val="22"/>
+          <w:highlight w:val="yellow"/>
+          <w:lang w:val="en-US"/>
+        </w:rPr>
+        <w:br/>
+      </w:r>
+    </w:p>
+    <w:p>
+      <w:pPr>
+        <w:pStyle w:val="ListParagraph"/>
+        <w:numPr>
+          <w:ilvl w:val="1"/>
+          <w:numId w:val="5"/>
+        </w:numPr>
+        <w:rPr>
+          <w:sz w:val="24"/>
+          <w:szCs w:val="22"/>
+          <w:highlight w:val="yellow"/>
+          <w:lang w:val="en-US"/>
+        </w:rPr>
+      </w:pPr>
+      <w:r>
+        <w:rPr>
+          <w:sz w:val="24"/>
+          <w:szCs w:val="22"/>
+          <w:highlight w:val="yellow"/>
+          <w:lang w:val="en-US"/>
+        </w:rPr>
+        <w:t xml:space="preserve">Open </w:t>
+      </w:r>
+      <w:proofErr w:type="spellStart"/>
+      <w:r>
+        <w:rPr>
+          <w:sz w:val="24"/>
+          <w:szCs w:val="22"/>
+          <w:highlight w:val="yellow"/>
+          <w:lang w:val="en-US"/>
+        </w:rPr>
+        <w:t>Selenium.dev</w:t>
+      </w:r>
+      <w:proofErr w:type="spellEnd"/>
+    </w:p>
+    <w:p>
+      <w:pPr>
+        <w:pStyle w:val="ListParagraph"/>
+        <w:numPr>
+          <w:ilvl w:val="1"/>
+          <w:numId w:val="5"/>
+        </w:numPr>
+        <w:rPr>
+          <w:sz w:val="24"/>
+          <w:szCs w:val="22"/>
+          <w:highlight w:val="yellow"/>
+          <w:lang w:val="en-US"/>
+        </w:rPr>
+      </w:pPr>
+      <w:r>
+        <w:rPr>
+          <w:sz w:val="24"/>
+          <w:szCs w:val="22"/>
+          <w:highlight w:val="yellow"/>
+          <w:lang w:val="en-US"/>
+        </w:rPr>
+        <w:t>Print the title</w:t>
+      </w:r>
+    </w:p>
+    <w:p>
+      <w:pPr>
+        <w:pStyle w:val="ListParagraph"/>
+        <w:numPr>
+          <w:ilvl w:val="1"/>
+          <w:numId w:val="5"/>
+        </w:numPr>
+        <w:rPr>
+          <w:b/>
+          <w:bCs/>
+          <w:sz w:val="24"/>
+          <w:szCs w:val="22"/>
+          <w:highlight w:val="yellow"/>
+          <w:lang w:val="en-US"/>
+        </w:rPr>
+      </w:pPr>
+      <w:r>
+        <w:rPr>
+          <w:b/>
+          <w:bCs/>
+          <w:sz w:val="24"/>
+          <w:szCs w:val="22"/>
+          <w:highlight w:val="yellow"/>
+          <w:lang w:val="en-US"/>
+        </w:rPr>
+        <w:t xml:space="preserve">Click on </w:t>
+      </w:r>
+      <w:r>
+        <w:rPr>
+          <w:b/>
+          <w:bCs/>
+          <w:sz w:val="24"/>
+          <w:szCs w:val="22"/>
+          <w:highlight w:val="yellow"/>
+          <w:lang w:val="en-US"/>
+        </w:rPr>
+        <w:t>Supports</w:t>
+      </w:r>
+      <w:r>
+        <w:rPr>
+          <w:b/>
+          <w:bCs/>
+          <w:sz w:val="24"/>
+          <w:szCs w:val="22"/>
+          <w:highlight w:val="yellow"/>
+          <w:lang w:val="en-US"/>
+        </w:rPr>
+        <w:t xml:space="preserve"> link</w:t>
+      </w:r>
+    </w:p>
+    <w:p>
+      <w:pPr>
+        <w:pStyle w:val="ListParagraph"/>
+        <w:numPr>
+          <w:ilvl w:val="1"/>
+          <w:numId w:val="5"/>
+        </w:numPr>
+        <w:rPr>
+          <w:sz w:val="24"/>
+          <w:szCs w:val="22"/>
+          <w:highlight w:val="yellow"/>
+          <w:lang w:val="en-US"/>
+        </w:rPr>
+      </w:pPr>
+      <w:r>
+        <w:rPr>
+          <w:sz w:val="24"/>
+          <w:szCs w:val="22"/>
+          <w:highlight w:val="yellow"/>
+          <w:lang w:val="en-US"/>
+        </w:rPr>
+        <w:t>Print the title</w:t>
+      </w:r>
+      <w:r>
+        <w:rPr>
+          <w:sz w:val="24"/>
+          <w:szCs w:val="22"/>
+          <w:highlight w:val="yellow"/>
+          <w:lang w:val="en-US"/>
+        </w:rPr>
+        <w:br/>
+      </w:r>
+    </w:p>
+    <w:p>
+      <w:pPr>
+        <w:pStyle w:val="ListParagraph"/>
+        <w:numPr>
+          <w:ilvl w:val="1"/>
+          <w:numId w:val="5"/>
+        </w:numPr>
+        <w:rPr>
+          <w:sz w:val="24"/>
+          <w:szCs w:val="22"/>
+          <w:highlight w:val="yellow"/>
+          <w:lang w:val="en-US"/>
+        </w:rPr>
+      </w:pPr>
+      <w:r>
+        <w:rPr>
+          <w:sz w:val="24"/>
+          <w:szCs w:val="22"/>
+          <w:highlight w:val="yellow"/>
+          <w:lang w:val="en-US"/>
+        </w:rPr>
+        <w:t xml:space="preserve">Open </w:t>
+      </w:r>
+      <w:proofErr w:type="spellStart"/>
+      <w:r>
+        <w:rPr>
+          <w:sz w:val="24"/>
+          <w:szCs w:val="22"/>
+          <w:highlight w:val="yellow"/>
+          <w:lang w:val="en-US"/>
+        </w:rPr>
+        <w:t>Selenium.dev</w:t>
+      </w:r>
+      <w:proofErr w:type="spellEnd"/>
+    </w:p>
+    <w:p>
+      <w:pPr>
+        <w:pStyle w:val="ListParagraph"/>
+        <w:numPr>
+          <w:ilvl w:val="1"/>
+          <w:numId w:val="5"/>
+        </w:numPr>
+        <w:rPr>
+          <w:sz w:val="24"/>
+          <w:szCs w:val="22"/>
+          <w:highlight w:val="yellow"/>
+          <w:lang w:val="en-US"/>
+        </w:rPr>
+      </w:pPr>
+      <w:r>
+        <w:rPr>
+          <w:sz w:val="24"/>
+          <w:szCs w:val="22"/>
+          <w:highlight w:val="yellow"/>
+          <w:lang w:val="en-US"/>
+        </w:rPr>
+        <w:t>Print the title</w:t>
+      </w:r>
+    </w:p>
+    <w:p>
+      <w:pPr>
+        <w:pStyle w:val="ListParagraph"/>
+        <w:numPr>
+          <w:ilvl w:val="1"/>
+          <w:numId w:val="5"/>
+        </w:numPr>
+        <w:rPr>
+          <w:b/>
+          <w:bCs/>
+          <w:sz w:val="24"/>
+          <w:szCs w:val="22"/>
+          <w:highlight w:val="yellow"/>
+          <w:lang w:val="en-US"/>
+        </w:rPr>
+      </w:pPr>
+      <w:r>
+        <w:rPr>
+          <w:b/>
+          <w:bCs/>
+          <w:sz w:val="24"/>
+          <w:szCs w:val="22"/>
+          <w:highlight w:val="yellow"/>
+          <w:lang w:val="en-US"/>
+        </w:rPr>
+        <w:t xml:space="preserve">Click on </w:t>
+      </w:r>
+      <w:r>
+        <w:rPr>
+          <w:b/>
+          <w:bCs/>
+          <w:sz w:val="24"/>
+          <w:szCs w:val="22"/>
+          <w:highlight w:val="yellow"/>
+          <w:lang w:val="en-US"/>
+        </w:rPr>
+        <w:t>Projects</w:t>
+      </w:r>
+      <w:r>
+        <w:rPr>
+          <w:b/>
+          <w:bCs/>
+          <w:sz w:val="24"/>
+          <w:szCs w:val="22"/>
+          <w:highlight w:val="yellow"/>
+          <w:lang w:val="en-US"/>
+        </w:rPr>
+        <w:t xml:space="preserve"> link</w:t>
+      </w:r>
+    </w:p>
+    <w:p>
+      <w:pPr>
+        <w:pStyle w:val="ListParagraph"/>
+        <w:numPr>
+          <w:ilvl w:val="1"/>
+          <w:numId w:val="5"/>
+        </w:numPr>
+        <w:rPr>
+          <w:sz w:val="24"/>
+          <w:szCs w:val="22"/>
+          <w:highlight w:val="yellow"/>
+          <w:lang w:val="en-US"/>
+        </w:rPr>
+      </w:pPr>
+      <w:r>
+        <w:rPr>
+          <w:sz w:val="24"/>
+          <w:szCs w:val="22"/>
+          <w:highlight w:val="yellow"/>
+          <w:lang w:val="en-US"/>
+        </w:rPr>
+        <w:t>Print the title</w:t>
+      </w:r>
+    </w:p>
+    <w:p>
+      <w:pPr>
+        <w:pStyle w:val="ListParagraph"/>
+        <w:ind w:left="1440"/>
+        <w:rPr>
+          <w:sz w:val="24"/>
+          <w:szCs w:val="22"/>
+          <w:lang w:val="en-US"/>
+        </w:rPr>
+      </w:pPr>
     </w:p>
     <w:sectPr>
       <w:pgSz w:w="11906" w:h="16838"/>
@@ -4883,9 +5480,9 @@
     </w:lvl>
   </w:abstractNum>
   <w:abstractNum w:abstractNumId="1">
-    <w:nsid w:val="4E5B4A02"/>
+    <w:nsid w:val="4D66746B"/>
     <w:multiLevelType w:val="hybridMultilevel"/>
-    <w:tmpl w:val="E8BC0844"/>
+    <w:tmpl w:val="3B3CDEA8"/>
     <w:lvl w:ilvl="0" w:tplc="4009000F">
       <w:start w:val="1"/>
       <w:numFmt w:val="decimal"/>
@@ -4972,9 +5569,9 @@
     </w:lvl>
   </w:abstractNum>
   <w:abstractNum w:abstractNumId="2">
-    <w:nsid w:val="79C1442D"/>
+    <w:nsid w:val="4E5B4A02"/>
     <w:multiLevelType w:val="hybridMultilevel"/>
-    <w:tmpl w:val="5E50A9F0"/>
+    <w:tmpl w:val="E8BC0844"/>
     <w:lvl w:ilvl="0" w:tplc="4009000F">
       <w:start w:val="1"/>
       <w:numFmt w:val="decimal"/>
@@ -5060,14 +5657,103 @@
       </w:pPr>
     </w:lvl>
   </w:abstractNum>
+  <w:abstractNum w:abstractNumId="3">
+    <w:nsid w:val="79C1442D"/>
+    <w:multiLevelType w:val="hybridMultilevel"/>
+    <w:tmpl w:val="5E50A9F0"/>
+    <w:lvl w:ilvl="0" w:tplc="4009000F">
+      <w:start w:val="1"/>
+      <w:numFmt w:val="decimal"/>
+      <w:lvlText w:val="%1."/>
+      <w:lvlJc w:val="left"/>
+      <w:pPr>
+        <w:ind w:left="720" w:hanging="360"/>
+      </w:pPr>
+      <w:rPr>
+        <w:rFonts w:hint="default"/>
+      </w:rPr>
+    </w:lvl>
+    <w:lvl w:ilvl="1" w:tplc="40090019">
+      <w:start w:val="1"/>
+      <w:numFmt w:val="lowerLetter"/>
+      <w:lvlText w:val="%2."/>
+      <w:lvlJc w:val="left"/>
+      <w:pPr>
+        <w:ind w:left="1440" w:hanging="360"/>
+      </w:pPr>
+    </w:lvl>
+    <w:lvl w:ilvl="2" w:tplc="4009001B" w:tentative="1">
+      <w:start w:val="1"/>
+      <w:numFmt w:val="lowerRoman"/>
+      <w:lvlText w:val="%3."/>
+      <w:lvlJc w:val="right"/>
+      <w:pPr>
+        <w:ind w:left="2160" w:hanging="180"/>
+      </w:pPr>
+    </w:lvl>
+    <w:lvl w:ilvl="3" w:tplc="4009000F" w:tentative="1">
+      <w:start w:val="1"/>
+      <w:numFmt w:val="decimal"/>
+      <w:lvlText w:val="%4."/>
+      <w:lvlJc w:val="left"/>
+      <w:pPr>
+        <w:ind w:left="2880" w:hanging="360"/>
+      </w:pPr>
+    </w:lvl>
+    <w:lvl w:ilvl="4" w:tplc="40090019" w:tentative="1">
+      <w:start w:val="1"/>
+      <w:numFmt w:val="lowerLetter"/>
+      <w:lvlText w:val="%5."/>
+      <w:lvlJc w:val="left"/>
+      <w:pPr>
+        <w:ind w:left="3600" w:hanging="360"/>
+      </w:pPr>
+    </w:lvl>
+    <w:lvl w:ilvl="5" w:tplc="4009001B" w:tentative="1">
+      <w:start w:val="1"/>
+      <w:numFmt w:val="lowerRoman"/>
+      <w:lvlText w:val="%6."/>
+      <w:lvlJc w:val="right"/>
+      <w:pPr>
+        <w:ind w:left="4320" w:hanging="180"/>
+      </w:pPr>
+    </w:lvl>
+    <w:lvl w:ilvl="6" w:tplc="4009000F" w:tentative="1">
+      <w:start w:val="1"/>
+      <w:numFmt w:val="decimal"/>
+      <w:lvlText w:val="%7."/>
+      <w:lvlJc w:val="left"/>
+      <w:pPr>
+        <w:ind w:left="5040" w:hanging="360"/>
+      </w:pPr>
+    </w:lvl>
+    <w:lvl w:ilvl="7" w:tplc="40090019" w:tentative="1">
+      <w:start w:val="1"/>
+      <w:numFmt w:val="lowerLetter"/>
+      <w:lvlText w:val="%8."/>
+      <w:lvlJc w:val="left"/>
+      <w:pPr>
+        <w:ind w:left="5760" w:hanging="360"/>
+      </w:pPr>
+    </w:lvl>
+    <w:lvl w:ilvl="8" w:tplc="4009001B" w:tentative="1">
+      <w:start w:val="1"/>
+      <w:numFmt w:val="lowerRoman"/>
+      <w:lvlText w:val="%9."/>
+      <w:lvlJc w:val="right"/>
+      <w:pPr>
+        <w:ind w:left="6480" w:hanging="180"/>
+      </w:pPr>
+    </w:lvl>
+  </w:abstractNum>
   <w:num w:numId="1">
     <w:abstractNumId w:val="0"/>
   </w:num>
   <w:num w:numId="2">
-    <w:abstractNumId w:val="1"/>
+    <w:abstractNumId w:val="2"/>
   </w:num>
   <w:num w:numId="3">
-    <w:abstractNumId w:val="1"/>
+    <w:abstractNumId w:val="2"/>
     <w:lvlOverride w:ilvl="0">
       <w:startOverride w:val="1"/>
     </w:lvlOverride>
@@ -5097,7 +5783,10 @@
     </w:lvlOverride>
   </w:num>
   <w:num w:numId="4">
-    <w:abstractNumId w:val="2"/>
+    <w:abstractNumId w:val="3"/>
+  </w:num>
+  <w:num w:numId="5">
+    <w:abstractNumId w:val="1"/>
   </w:num>
 </w:numbering>
 </file>

--- a/WebDriver Assignments.docx
+++ b/WebDriver Assignments.docx
@@ -4929,7 +4929,6 @@
           <w:lang w:val="en-US"/>
         </w:rPr>
       </w:pPr>
-      <w:bookmarkStart w:id="0" w:name="_GoBack"/>
       <w:r>
         <w:rPr>
           <w:sz w:val="24"/>
@@ -4939,7 +4938,6 @@
         </w:rPr>
         <w:t>Print the title</w:t>
       </w:r>
-      <w:bookmarkEnd w:id="0"/>
       <w:r>
         <w:rPr>
           <w:sz w:val="24"/>
@@ -5034,9 +5032,108 @@
           <w:highlight w:val="yellow"/>
           <w:lang w:val="en-US"/>
         </w:rPr>
-        <w:t>Click on Do</w:t>
-      </w:r>
-      <w:r>
+        <w:t>Click on Documentation link</w:t>
+      </w:r>
+    </w:p>
+    <w:p>
+      <w:pPr>
+        <w:pStyle w:val="ListParagraph"/>
+        <w:numPr>
+          <w:ilvl w:val="1"/>
+          <w:numId w:val="5"/>
+        </w:numPr>
+        <w:rPr>
+          <w:sz w:val="24"/>
+          <w:szCs w:val="22"/>
+          <w:highlight w:val="yellow"/>
+          <w:lang w:val="en-US"/>
+        </w:rPr>
+      </w:pPr>
+      <w:r>
+        <w:rPr>
+          <w:sz w:val="24"/>
+          <w:szCs w:val="22"/>
+          <w:highlight w:val="yellow"/>
+          <w:lang w:val="en-US"/>
+        </w:rPr>
+        <w:t>Print the title</w:t>
+      </w:r>
+      <w:r>
+        <w:rPr>
+          <w:sz w:val="24"/>
+          <w:szCs w:val="22"/>
+          <w:highlight w:val="yellow"/>
+          <w:lang w:val="en-US"/>
+        </w:rPr>
+        <w:br/>
+      </w:r>
+    </w:p>
+    <w:p>
+      <w:pPr>
+        <w:pStyle w:val="ListParagraph"/>
+        <w:numPr>
+          <w:ilvl w:val="1"/>
+          <w:numId w:val="5"/>
+        </w:numPr>
+        <w:rPr>
+          <w:sz w:val="24"/>
+          <w:szCs w:val="22"/>
+          <w:highlight w:val="yellow"/>
+          <w:lang w:val="en-US"/>
+        </w:rPr>
+      </w:pPr>
+      <w:r>
+        <w:rPr>
+          <w:sz w:val="24"/>
+          <w:szCs w:val="22"/>
+          <w:highlight w:val="yellow"/>
+          <w:lang w:val="en-US"/>
+        </w:rPr>
+        <w:t xml:space="preserve">Open </w:t>
+      </w:r>
+      <w:proofErr w:type="spellStart"/>
+      <w:r>
+        <w:rPr>
+          <w:sz w:val="24"/>
+          <w:szCs w:val="22"/>
+          <w:highlight w:val="yellow"/>
+          <w:lang w:val="en-US"/>
+        </w:rPr>
+        <w:t>Selenium.dev</w:t>
+      </w:r>
+      <w:proofErr w:type="spellEnd"/>
+    </w:p>
+    <w:p>
+      <w:pPr>
+        <w:pStyle w:val="ListParagraph"/>
+        <w:numPr>
+          <w:ilvl w:val="1"/>
+          <w:numId w:val="5"/>
+        </w:numPr>
+        <w:rPr>
+          <w:sz w:val="24"/>
+          <w:szCs w:val="22"/>
+          <w:highlight w:val="yellow"/>
+          <w:lang w:val="en-US"/>
+        </w:rPr>
+      </w:pPr>
+      <w:r>
+        <w:rPr>
+          <w:sz w:val="24"/>
+          <w:szCs w:val="22"/>
+          <w:highlight w:val="yellow"/>
+          <w:lang w:val="en-US"/>
+        </w:rPr>
+        <w:t>Print the title</w:t>
+      </w:r>
+    </w:p>
+    <w:p>
+      <w:pPr>
+        <w:pStyle w:val="ListParagraph"/>
+        <w:numPr>
+          <w:ilvl w:val="1"/>
+          <w:numId w:val="5"/>
+        </w:numPr>
         <w:rPr>
           <w:b/>
           <w:bCs/>
@@ -5045,8 +5142,7 @@
           <w:highlight w:val="yellow"/>
           <w:lang w:val="en-US"/>
         </w:rPr>
-        <w:t>cumentation</w:t>
-      </w:r>
+      </w:pPr>
       <w:r>
         <w:rPr>
           <w:b/>
@@ -5056,7 +5152,7 @@
           <w:highlight w:val="yellow"/>
           <w:lang w:val="en-US"/>
         </w:rPr>
-        <w:t xml:space="preserve"> link</w:t>
+        <w:t>Click on Supports link</w:t>
       </w:r>
     </w:p>
     <w:p>
@@ -5176,29 +5272,7 @@
           <w:highlight w:val="yellow"/>
           <w:lang w:val="en-US"/>
         </w:rPr>
-        <w:t xml:space="preserve">Click on </w:t>
-      </w:r>
-      <w:r>
-        <w:rPr>
-          <w:b/>
-          <w:bCs/>
-          <w:sz w:val="24"/>
-          <w:szCs w:val="22"/>
-          <w:highlight w:val="yellow"/>
-          <w:lang w:val="en-US"/>
-        </w:rPr>
-        <w:t>Supports</w:t>
-      </w:r>
-      <w:r>
-        <w:rPr>
-          <w:b/>
-          <w:bCs/>
-          <w:sz w:val="24"/>
-          <w:szCs w:val="22"/>
-          <w:highlight w:val="yellow"/>
-          <w:lang w:val="en-US"/>
-        </w:rPr>
-        <w:t xml:space="preserve"> link</w:t>
+        <w:t>Click on Projects link</w:t>
       </w:r>
     </w:p>
     <w:p>
@@ -5224,159 +5298,57 @@
         </w:rPr>
         <w:t>Print the title</w:t>
       </w:r>
-      <w:r>
-        <w:rPr>
-          <w:sz w:val="24"/>
-          <w:szCs w:val="22"/>
-          <w:highlight w:val="yellow"/>
-          <w:lang w:val="en-US"/>
-        </w:rPr>
-        <w:br/>
-      </w:r>
-    </w:p>
-    <w:p>
-      <w:pPr>
-        <w:pStyle w:val="ListParagraph"/>
-        <w:numPr>
-          <w:ilvl w:val="1"/>
+    </w:p>
+    <w:p>
+      <w:pPr>
+        <w:pStyle w:val="ListParagraph"/>
+        <w:numPr>
+          <w:ilvl w:val="0"/>
           <w:numId w:val="5"/>
         </w:numPr>
         <w:rPr>
           <w:sz w:val="24"/>
           <w:szCs w:val="22"/>
-          <w:highlight w:val="yellow"/>
-          <w:lang w:val="en-US"/>
-        </w:rPr>
-      </w:pPr>
-      <w:r>
-        <w:rPr>
-          <w:sz w:val="24"/>
-          <w:szCs w:val="22"/>
-          <w:highlight w:val="yellow"/>
-          <w:lang w:val="en-US"/>
-        </w:rPr>
-        <w:t xml:space="preserve">Open </w:t>
+          <w:lang w:val="en-US"/>
+        </w:rPr>
+      </w:pPr>
+      <w:r>
+        <w:rPr>
+          <w:sz w:val="24"/>
+          <w:szCs w:val="22"/>
+          <w:lang w:val="en-US"/>
+        </w:rPr>
+        <w:t xml:space="preserve">Try login on </w:t>
       </w:r>
       <w:proofErr w:type="spellStart"/>
       <w:r>
         <w:rPr>
           <w:sz w:val="24"/>
           <w:szCs w:val="22"/>
-          <w:highlight w:val="yellow"/>
-          <w:lang w:val="en-US"/>
-        </w:rPr>
-        <w:t>Selenium.dev</w:t>
+          <w:lang w:val="en-US"/>
+        </w:rPr>
+        <w:t>Echotrak</w:t>
       </w:r>
       <w:proofErr w:type="spellEnd"/>
-    </w:p>
-    <w:p>
-      <w:pPr>
-        <w:pStyle w:val="ListParagraph"/>
-        <w:numPr>
-          <w:ilvl w:val="1"/>
-          <w:numId w:val="5"/>
-        </w:numPr>
-        <w:rPr>
-          <w:sz w:val="24"/>
-          <w:szCs w:val="22"/>
-          <w:highlight w:val="yellow"/>
-          <w:lang w:val="en-US"/>
-        </w:rPr>
-      </w:pPr>
-      <w:r>
-        <w:rPr>
-          <w:sz w:val="24"/>
-          <w:szCs w:val="22"/>
-          <w:highlight w:val="yellow"/>
-          <w:lang w:val="en-US"/>
-        </w:rPr>
-        <w:t>Print the title</w:t>
-      </w:r>
-    </w:p>
-    <w:p>
-      <w:pPr>
-        <w:pStyle w:val="ListParagraph"/>
-        <w:numPr>
-          <w:ilvl w:val="1"/>
-          <w:numId w:val="5"/>
-        </w:numPr>
-        <w:rPr>
-          <w:b/>
-          <w:bCs/>
-          <w:sz w:val="24"/>
-          <w:szCs w:val="22"/>
-          <w:highlight w:val="yellow"/>
-          <w:lang w:val="en-US"/>
-        </w:rPr>
-      </w:pPr>
-      <w:r>
-        <w:rPr>
-          <w:b/>
-          <w:bCs/>
-          <w:sz w:val="24"/>
-          <w:szCs w:val="22"/>
-          <w:highlight w:val="yellow"/>
-          <w:lang w:val="en-US"/>
-        </w:rPr>
-        <w:t xml:space="preserve">Click on </w:t>
-      </w:r>
-      <w:r>
-        <w:rPr>
-          <w:b/>
-          <w:bCs/>
-          <w:sz w:val="24"/>
-          <w:szCs w:val="22"/>
-          <w:highlight w:val="yellow"/>
-          <w:lang w:val="en-US"/>
-        </w:rPr>
-        <w:t>Projects</w:t>
-      </w:r>
-      <w:r>
-        <w:rPr>
-          <w:b/>
-          <w:bCs/>
-          <w:sz w:val="24"/>
-          <w:szCs w:val="22"/>
-          <w:highlight w:val="yellow"/>
-          <w:lang w:val="en-US"/>
-        </w:rPr>
-        <w:t xml:space="preserve"> link</w:t>
-      </w:r>
-    </w:p>
-    <w:p>
-      <w:pPr>
-        <w:pStyle w:val="ListParagraph"/>
-        <w:numPr>
-          <w:ilvl w:val="1"/>
-          <w:numId w:val="5"/>
-        </w:numPr>
-        <w:rPr>
-          <w:sz w:val="24"/>
-          <w:szCs w:val="22"/>
-          <w:highlight w:val="yellow"/>
-          <w:lang w:val="en-US"/>
-        </w:rPr>
-      </w:pPr>
-      <w:r>
-        <w:rPr>
-          <w:sz w:val="24"/>
-          <w:szCs w:val="22"/>
-          <w:highlight w:val="yellow"/>
-          <w:lang w:val="en-US"/>
-        </w:rPr>
-        <w:t>Print the title</w:t>
-      </w:r>
-    </w:p>
-    <w:p>
-      <w:pPr>
-        <w:pStyle w:val="ListParagraph"/>
-        <w:ind w:left="1440"/>
-        <w:rPr>
-          <w:sz w:val="24"/>
-          <w:szCs w:val="22"/>
-          <w:lang w:val="en-US"/>
-        </w:rPr>
-      </w:pPr>
+      <w:r>
+        <w:rPr>
+          <w:sz w:val="24"/>
+          <w:szCs w:val="22"/>
+          <w:lang w:val="en-US"/>
+        </w:rPr>
+        <w:t xml:space="preserve"> using @DataProvider</w:t>
+      </w:r>
+    </w:p>
+    <w:p>
+      <w:pPr>
+        <w:rPr>
+          <w:sz w:val="24"/>
+          <w:szCs w:val="22"/>
+          <w:lang w:val="en-US"/>
+        </w:rPr>
+      </w:pPr>
+      <w:bookmarkStart w:id="0" w:name="_GoBack"/>
+      <w:bookmarkEnd w:id="0"/>
     </w:p>
     <w:sectPr>
       <w:pgSz w:w="11906" w:h="16838"/>

--- a/WebDriver Assignments.docx
+++ b/WebDriver Assignments.docx
@@ -5341,14 +5341,265 @@
     </w:p>
     <w:p>
       <w:pPr>
-        <w:rPr>
-          <w:sz w:val="24"/>
-          <w:szCs w:val="22"/>
-          <w:lang w:val="en-US"/>
-        </w:rPr>
-      </w:pPr>
-      <w:bookmarkStart w:id="0" w:name="_GoBack"/>
-      <w:bookmarkEnd w:id="0"/>
+        <w:pStyle w:val="ListParagraph"/>
+        <w:numPr>
+          <w:ilvl w:val="0"/>
+          <w:numId w:val="5"/>
+        </w:numPr>
+        <w:rPr>
+          <w:sz w:val="24"/>
+          <w:szCs w:val="22"/>
+          <w:lang w:val="en-US"/>
+        </w:rPr>
+      </w:pPr>
+      <w:r>
+        <w:rPr>
+          <w:sz w:val="24"/>
+          <w:szCs w:val="22"/>
+          <w:lang w:val="en-US"/>
+        </w:rPr>
+        <w:t>Create following structure in Excel file</w:t>
+      </w:r>
+      <w:r>
+        <w:rPr>
+          <w:sz w:val="24"/>
+          <w:szCs w:val="22"/>
+          <w:lang w:val="en-US"/>
+        </w:rPr>
+        <w:br/>
+      </w:r>
+    </w:p>
+    <w:tbl>
+      <w:tblPr>
+        <w:tblStyle w:val="TableGrid"/>
+        <w:tblW w:w="0" w:type="auto"/>
+        <w:tblInd w:w="720" w:type="dxa"/>
+        <w:tblLook w:val="04A0" w:firstRow="1" w:lastRow="0" w:firstColumn="1" w:lastColumn="0" w:noHBand="0" w:noVBand="1"/>
+      </w:tblPr>
+      <w:tblGrid>
+        <w:gridCol w:w="4130"/>
+        <w:gridCol w:w="4166"/>
+      </w:tblGrid>
+      <w:tr>
+        <w:tc>
+          <w:tcPr>
+            <w:tcW w:w="4508" w:type="dxa"/>
+          </w:tcPr>
+          <w:p>
+            <w:pPr>
+              <w:rPr>
+                <w:sz w:val="24"/>
+                <w:szCs w:val="22"/>
+                <w:lang w:val="en-US"/>
+              </w:rPr>
+            </w:pPr>
+            <w:proofErr w:type="spellStart"/>
+            <w:r>
+              <w:rPr>
+                <w:sz w:val="24"/>
+                <w:szCs w:val="22"/>
+                <w:lang w:val="en-US"/>
+              </w:rPr>
+              <w:t>Ila</w:t>
+            </w:r>
+            <w:proofErr w:type="spellEnd"/>
+          </w:p>
+        </w:tc>
+        <w:tc>
+          <w:tcPr>
+            <w:tcW w:w="4508" w:type="dxa"/>
+          </w:tcPr>
+          <w:p>
+            <w:pPr>
+              <w:rPr>
+                <w:sz w:val="24"/>
+                <w:szCs w:val="22"/>
+                <w:lang w:val="en-US"/>
+              </w:rPr>
+            </w:pPr>
+            <w:proofErr w:type="spellStart"/>
+            <w:r>
+              <w:rPr>
+                <w:sz w:val="24"/>
+                <w:szCs w:val="22"/>
+                <w:lang w:val="en-US"/>
+              </w:rPr>
+              <w:t>Vashishath</w:t>
+            </w:r>
+            <w:proofErr w:type="spellEnd"/>
+          </w:p>
+        </w:tc>
+      </w:tr>
+      <w:tr>
+        <w:tc>
+          <w:tcPr>
+            <w:tcW w:w="4508" w:type="dxa"/>
+          </w:tcPr>
+          <w:p>
+            <w:pPr>
+              <w:rPr>
+                <w:sz w:val="24"/>
+                <w:szCs w:val="22"/>
+                <w:lang w:val="en-US"/>
+              </w:rPr>
+            </w:pPr>
+            <w:proofErr w:type="spellStart"/>
+            <w:r>
+              <w:rPr>
+                <w:sz w:val="24"/>
+                <w:szCs w:val="22"/>
+                <w:lang w:val="en-US"/>
+              </w:rPr>
+              <w:t>Tavisha</w:t>
+            </w:r>
+            <w:proofErr w:type="spellEnd"/>
+          </w:p>
+        </w:tc>
+        <w:tc>
+          <w:tcPr>
+            <w:tcW w:w="4508" w:type="dxa"/>
+          </w:tcPr>
+          <w:p>
+            <w:pPr>
+              <w:rPr>
+                <w:sz w:val="24"/>
+                <w:szCs w:val="22"/>
+                <w:lang w:val="en-US"/>
+              </w:rPr>
+            </w:pPr>
+            <w:proofErr w:type="spellStart"/>
+            <w:r>
+              <w:rPr>
+                <w:sz w:val="24"/>
+                <w:szCs w:val="22"/>
+                <w:lang w:val="en-US"/>
+              </w:rPr>
+              <w:t>Vashishath</w:t>
+            </w:r>
+            <w:proofErr w:type="spellEnd"/>
+          </w:p>
+        </w:tc>
+      </w:tr>
+      <w:tr>
+        <w:tc>
+          <w:tcPr>
+            <w:tcW w:w="4508" w:type="dxa"/>
+          </w:tcPr>
+          <w:p>
+            <w:pPr>
+              <w:rPr>
+                <w:sz w:val="24"/>
+                <w:szCs w:val="22"/>
+                <w:lang w:val="en-US"/>
+              </w:rPr>
+            </w:pPr>
+            <w:proofErr w:type="spellStart"/>
+            <w:r>
+              <w:rPr>
+                <w:sz w:val="24"/>
+                <w:szCs w:val="22"/>
+                <w:lang w:val="en-US"/>
+              </w:rPr>
+              <w:t>Parth</w:t>
+            </w:r>
+            <w:proofErr w:type="spellEnd"/>
+          </w:p>
+        </w:tc>
+        <w:tc>
+          <w:tcPr>
+            <w:tcW w:w="4508" w:type="dxa"/>
+          </w:tcPr>
+          <w:p>
+            <w:pPr>
+              <w:rPr>
+                <w:sz w:val="24"/>
+                <w:szCs w:val="22"/>
+                <w:lang w:val="en-US"/>
+              </w:rPr>
+            </w:pPr>
+            <w:proofErr w:type="spellStart"/>
+            <w:r>
+              <w:rPr>
+                <w:sz w:val="24"/>
+                <w:szCs w:val="22"/>
+                <w:lang w:val="en-US"/>
+              </w:rPr>
+              <w:t>Vashishath</w:t>
+            </w:r>
+            <w:proofErr w:type="spellEnd"/>
+          </w:p>
+        </w:tc>
+      </w:tr>
+      <w:tr>
+        <w:tc>
+          <w:tcPr>
+            <w:tcW w:w="4508" w:type="dxa"/>
+          </w:tcPr>
+          <w:p>
+            <w:pPr>
+              <w:rPr>
+                <w:sz w:val="24"/>
+                <w:szCs w:val="22"/>
+                <w:lang w:val="en-US"/>
+              </w:rPr>
+            </w:pPr>
+            <w:r>
+              <w:rPr>
+                <w:sz w:val="24"/>
+                <w:szCs w:val="22"/>
+                <w:lang w:val="en-US"/>
+              </w:rPr>
+              <w:t>Vishal</w:t>
+            </w:r>
+          </w:p>
+        </w:tc>
+        <w:tc>
+          <w:tcPr>
+            <w:tcW w:w="4508" w:type="dxa"/>
+          </w:tcPr>
+          <w:p>
+            <w:pPr>
+              <w:rPr>
+                <w:sz w:val="24"/>
+                <w:szCs w:val="22"/>
+                <w:lang w:val="en-US"/>
+              </w:rPr>
+            </w:pPr>
+            <w:r>
+              <w:rPr>
+                <w:sz w:val="24"/>
+                <w:szCs w:val="22"/>
+                <w:lang w:val="en-US"/>
+              </w:rPr>
+              <w:t>Vashis</w:t>
+            </w:r>
+            <w:bookmarkStart w:id="0" w:name="_GoBack"/>
+            <w:bookmarkEnd w:id="0"/>
+            <w:r>
+              <w:rPr>
+                <w:sz w:val="24"/>
+                <w:szCs w:val="22"/>
+                <w:lang w:val="en-US"/>
+              </w:rPr>
+              <w:t>hath</w:t>
+            </w:r>
+          </w:p>
+        </w:tc>
+      </w:tr>
+    </w:tbl>
+    <w:p>
+      <w:pPr>
+        <w:pStyle w:val="ListParagraph"/>
+        <w:numPr>
+          <w:ilvl w:val="0"/>
+          <w:numId w:val="5"/>
+        </w:numPr>
+        <w:rPr>
+          <w:sz w:val="24"/>
+          <w:szCs w:val="22"/>
+          <w:lang w:val="en-US"/>
+        </w:rPr>
+      </w:pPr>
     </w:p>
     <w:sectPr>
       <w:pgSz w:w="11906" w:h="16838"/>
@@ -6208,6 +6459,32 @@
       <w:u w:val="single"/>
     </w:rPr>
   </w:style>
+  <w:style w:type="table" w:styleId="TableGrid">
+    <w:name w:val="Table Grid"/>
+    <w:basedOn w:val="TableNormal"/>
+    <w:uiPriority w:val="39"/>
+    <w:rsid w:val="00BE32CE"/>
+    <w:pPr>
+      <w:spacing w:after="0" w:line="240" w:lineRule="auto"/>
+    </w:pPr>
+    <w:tblPr>
+      <w:tblInd w:w="0" w:type="dxa"/>
+      <w:tblBorders>
+        <w:top w:val="single" w:sz="4" w:space="0" w:color="auto"/>
+        <w:left w:val="single" w:sz="4" w:space="0" w:color="auto"/>
+        <w:bottom w:val="single" w:sz="4" w:space="0" w:color="auto"/>
+        <w:right w:val="single" w:sz="4" w:space="0" w:color="auto"/>
+        <w:insideH w:val="single" w:sz="4" w:space="0" w:color="auto"/>
+        <w:insideV w:val="single" w:sz="4" w:space="0" w:color="auto"/>
+      </w:tblBorders>
+      <w:tblCellMar>
+        <w:top w:w="0" w:type="dxa"/>
+        <w:left w:w="108" w:type="dxa"/>
+        <w:bottom w:w="0" w:type="dxa"/>
+        <w:right w:w="108" w:type="dxa"/>
+      </w:tblCellMar>
+    </w:tblPr>
+  </w:style>
 </w:styles>
 </file>
 
